--- a/clear-基于边缘计算的藏红花全生长周期智能培育系统设计与实现_论文初稿.docx
+++ b/clear-基于边缘计算的藏红花全生长周期智能培育系统设计与实现_论文初稿.docx
@@ -2353,8 +2353,6 @@
       <w:r>
         <w:t>5 系统软件设计</w:t>
       </w:r>
-      <w:bookmarkStart w:id="49" w:name="_GoBack"/>
-      <w:bookmarkEnd w:id="49"/>
     </w:p>
     <w:p>
       <w:pPr>
@@ -2457,6 +2455,58 @@
       </w:pPr>
       <w:r>
         <w:t>将采集结果显示于 OLED，并通过串口输出至树莓派。</w:t>
+      </w:r>
+    </w:p>
+    <w:p>
+      <w:pPr>
+        <w:pStyle w:val="24"/>
+        <w:numPr>
+          <w:numId w:val="0"/>
+        </w:numPr>
+        <w:ind w:left="240" w:leftChars="0"/>
+      </w:pPr>
+      <w:r>
+        <w:drawing>
+          <wp:inline distT="0" distB="0" distL="114300" distR="114300">
+            <wp:extent cx="4154805" cy="3223260"/>
+            <wp:effectExtent l="0" t="0" r="17145" b="15240"/>
+            <wp:docPr id="10" name="图片 6"/>
+            <wp:cNvGraphicFramePr>
+              <a:graphicFrameLocks xmlns:a="http://schemas.openxmlformats.org/drawingml/2006/main" noChangeAspect="1"/>
+            </wp:cNvGraphicFramePr>
+            <a:graphic xmlns:a="http://schemas.openxmlformats.org/drawingml/2006/main">
+              <a:graphicData uri="http://schemas.openxmlformats.org/drawingml/2006/picture">
+                <pic:pic xmlns:pic="http://schemas.openxmlformats.org/drawingml/2006/picture">
+                  <pic:nvPicPr>
+                    <pic:cNvPr id="10" name="图片 6"/>
+                    <pic:cNvPicPr>
+                      <a:picLocks noChangeAspect="1"/>
+                    </pic:cNvPicPr>
+                  </pic:nvPicPr>
+                  <pic:blipFill>
+                    <a:blip r:embed="rId10"/>
+                    <a:stretch>
+                      <a:fillRect/>
+                    </a:stretch>
+                  </pic:blipFill>
+                  <pic:spPr>
+                    <a:xfrm>
+                      <a:off x="0" y="0"/>
+                      <a:ext cx="4154805" cy="3223260"/>
+                    </a:xfrm>
+                    <a:prstGeom prst="rect">
+                      <a:avLst/>
+                    </a:prstGeom>
+                    <a:noFill/>
+                    <a:ln>
+                      <a:noFill/>
+                    </a:ln>
+                  </pic:spPr>
+                </pic:pic>
+              </a:graphicData>
+            </a:graphic>
+          </wp:inline>
+        </w:drawing>
       </w:r>
     </w:p>
     <w:p>
@@ -3881,6 +3931,54 @@
         <w:pStyle w:val="3"/>
       </w:pPr>
       <w:r>
+        <w:drawing>
+          <wp:inline distT="0" distB="0" distL="114300" distR="114300">
+            <wp:extent cx="3305175" cy="2399030"/>
+            <wp:effectExtent l="0" t="0" r="9525" b="1270"/>
+            <wp:docPr id="12" name="图片 8"/>
+            <wp:cNvGraphicFramePr>
+              <a:graphicFrameLocks xmlns:a="http://schemas.openxmlformats.org/drawingml/2006/main" noChangeAspect="1"/>
+            </wp:cNvGraphicFramePr>
+            <a:graphic xmlns:a="http://schemas.openxmlformats.org/drawingml/2006/main">
+              <a:graphicData uri="http://schemas.openxmlformats.org/drawingml/2006/picture">
+                <pic:pic xmlns:pic="http://schemas.openxmlformats.org/drawingml/2006/picture">
+                  <pic:nvPicPr>
+                    <pic:cNvPr id="12" name="图片 8"/>
+                    <pic:cNvPicPr>
+                      <a:picLocks noChangeAspect="1"/>
+                    </pic:cNvPicPr>
+                  </pic:nvPicPr>
+                  <pic:blipFill>
+                    <a:blip r:embed="rId11"/>
+                    <a:stretch>
+                      <a:fillRect/>
+                    </a:stretch>
+                  </pic:blipFill>
+                  <pic:spPr>
+                    <a:xfrm>
+                      <a:off x="0" y="0"/>
+                      <a:ext cx="3305175" cy="2399030"/>
+                    </a:xfrm>
+                    <a:prstGeom prst="rect">
+                      <a:avLst/>
+                    </a:prstGeom>
+                    <a:noFill/>
+                    <a:ln>
+                      <a:noFill/>
+                    </a:ln>
+                  </pic:spPr>
+                </pic:pic>
+              </a:graphicData>
+            </a:graphic>
+          </wp:inline>
+        </w:drawing>
+      </w:r>
+    </w:p>
+    <w:p>
+      <w:pPr>
+        <w:pStyle w:val="3"/>
+      </w:pPr>
+      <w:r>
         <w:t>图 5-2 边缘端软件模块图（此处插入）</w:t>
       </w:r>
     </w:p>
@@ -3889,6 +3987,54 @@
         <w:pStyle w:val="3"/>
       </w:pPr>
       <w:r>
+        <w:drawing>
+          <wp:inline distT="0" distB="0" distL="114300" distR="114300">
+            <wp:extent cx="2085975" cy="2427605"/>
+            <wp:effectExtent l="0" t="0" r="9525" b="10795"/>
+            <wp:docPr id="13" name="图片 9"/>
+            <wp:cNvGraphicFramePr>
+              <a:graphicFrameLocks xmlns:a="http://schemas.openxmlformats.org/drawingml/2006/main" noChangeAspect="1"/>
+            </wp:cNvGraphicFramePr>
+            <a:graphic xmlns:a="http://schemas.openxmlformats.org/drawingml/2006/main">
+              <a:graphicData uri="http://schemas.openxmlformats.org/drawingml/2006/picture">
+                <pic:pic xmlns:pic="http://schemas.openxmlformats.org/drawingml/2006/picture">
+                  <pic:nvPicPr>
+                    <pic:cNvPr id="13" name="图片 9"/>
+                    <pic:cNvPicPr>
+                      <a:picLocks noChangeAspect="1"/>
+                    </pic:cNvPicPr>
+                  </pic:nvPicPr>
+                  <pic:blipFill>
+                    <a:blip r:embed="rId12"/>
+                    <a:stretch>
+                      <a:fillRect/>
+                    </a:stretch>
+                  </pic:blipFill>
+                  <pic:spPr>
+                    <a:xfrm>
+                      <a:off x="0" y="0"/>
+                      <a:ext cx="2085975" cy="2427605"/>
+                    </a:xfrm>
+                    <a:prstGeom prst="rect">
+                      <a:avLst/>
+                    </a:prstGeom>
+                    <a:noFill/>
+                    <a:ln>
+                      <a:noFill/>
+                    </a:ln>
+                  </pic:spPr>
+                </pic:pic>
+              </a:graphicData>
+            </a:graphic>
+          </wp:inline>
+        </w:drawing>
+      </w:r>
+    </w:p>
+    <w:p>
+      <w:pPr>
+        <w:pStyle w:val="3"/>
+      </w:pPr>
+      <w:r>
         <w:t>图 5-3 数据库 E-R 图（此处插入）</w:t>
       </w:r>
     </w:p>
@@ -3923,7 +4069,159 @@
         <w:pStyle w:val="3"/>
       </w:pPr>
       <w:r>
+        <w:drawing>
+          <wp:inline distT="0" distB="0" distL="114300" distR="114300">
+            <wp:extent cx="1784350" cy="4630420"/>
+            <wp:effectExtent l="0" t="0" r="6350" b="17780"/>
+            <wp:docPr id="14" name="图片 10"/>
+            <wp:cNvGraphicFramePr>
+              <a:graphicFrameLocks xmlns:a="http://schemas.openxmlformats.org/drawingml/2006/main" noChangeAspect="1"/>
+            </wp:cNvGraphicFramePr>
+            <a:graphic xmlns:a="http://schemas.openxmlformats.org/drawingml/2006/main">
+              <a:graphicData uri="http://schemas.openxmlformats.org/drawingml/2006/picture">
+                <pic:pic xmlns:pic="http://schemas.openxmlformats.org/drawingml/2006/picture">
+                  <pic:nvPicPr>
+                    <pic:cNvPr id="14" name="图片 10"/>
+                    <pic:cNvPicPr>
+                      <a:picLocks noChangeAspect="1"/>
+                    </pic:cNvPicPr>
+                  </pic:nvPicPr>
+                  <pic:blipFill>
+                    <a:blip r:embed="rId13"/>
+                    <a:stretch>
+                      <a:fillRect/>
+                    </a:stretch>
+                  </pic:blipFill>
+                  <pic:spPr>
+                    <a:xfrm>
+                      <a:off x="0" y="0"/>
+                      <a:ext cx="1784350" cy="4630420"/>
+                    </a:xfrm>
+                    <a:prstGeom prst="rect">
+                      <a:avLst/>
+                    </a:prstGeom>
+                    <a:noFill/>
+                    <a:ln>
+                      <a:noFill/>
+                    </a:ln>
+                  </pic:spPr>
+                </pic:pic>
+              </a:graphicData>
+            </a:graphic>
+          </wp:inline>
+        </w:drawing>
+      </w:r>
+    </w:p>
+    <w:p>
+      <w:pPr>
+        <w:pStyle w:val="3"/>
+      </w:pPr>
+      <w:r>
         <w:t>图 5-4 图像分析流程图（此处插入）</w:t>
+      </w:r>
+    </w:p>
+    <w:p>
+      <w:pPr>
+        <w:pStyle w:val="3"/>
+        <w:rPr>
+          <w:rFonts w:hint="eastAsia" w:eastAsia="宋体"/>
+          <w:lang w:eastAsia="zh-CN"/>
+        </w:rPr>
+      </w:pPr>
+      <w:r>
+        <w:rPr>
+          <w:rFonts w:hint="eastAsia" w:eastAsia="宋体"/>
+          <w:lang w:eastAsia="zh-CN"/>
+        </w:rPr>
+        <w:drawing>
+          <wp:inline distT="0" distB="0" distL="114300" distR="114300">
+            <wp:extent cx="5483225" cy="2871470"/>
+            <wp:effectExtent l="0" t="0" r="3175" b="5080"/>
+            <wp:docPr id="15" name="图片 15" descr="图 5-5 Web 页面截图-实时监控页"/>
+            <wp:cNvGraphicFramePr>
+              <a:graphicFrameLocks xmlns:a="http://schemas.openxmlformats.org/drawingml/2006/main" noChangeAspect="1"/>
+            </wp:cNvGraphicFramePr>
+            <a:graphic xmlns:a="http://schemas.openxmlformats.org/drawingml/2006/main">
+              <a:graphicData uri="http://schemas.openxmlformats.org/drawingml/2006/picture">
+                <pic:pic xmlns:pic="http://schemas.openxmlformats.org/drawingml/2006/picture">
+                  <pic:nvPicPr>
+                    <pic:cNvPr id="15" name="图片 15" descr="图 5-5 Web 页面截图-实时监控页"/>
+                    <pic:cNvPicPr>
+                      <a:picLocks noChangeAspect="1"/>
+                    </pic:cNvPicPr>
+                  </pic:nvPicPr>
+                  <pic:blipFill>
+                    <a:blip r:embed="rId14"/>
+                    <a:stretch>
+                      <a:fillRect/>
+                    </a:stretch>
+                  </pic:blipFill>
+                  <pic:spPr>
+                    <a:xfrm>
+                      <a:off x="0" y="0"/>
+                      <a:ext cx="5483225" cy="2871470"/>
+                    </a:xfrm>
+                    <a:prstGeom prst="rect">
+                      <a:avLst/>
+                    </a:prstGeom>
+                  </pic:spPr>
+                </pic:pic>
+              </a:graphicData>
+            </a:graphic>
+          </wp:inline>
+        </w:drawing>
+      </w:r>
+    </w:p>
+    <w:p>
+      <w:pPr>
+        <w:pStyle w:val="3"/>
+        <w:rPr>
+          <w:rFonts w:hint="eastAsia" w:eastAsia="宋体"/>
+          <w:lang w:eastAsia="zh-CN"/>
+        </w:rPr>
+      </w:pPr>
+      <w:r>
+        <w:rPr>
+          <w:rFonts w:hint="eastAsia" w:eastAsia="宋体"/>
+          <w:lang w:eastAsia="zh-CN"/>
+        </w:rPr>
+        <w:drawing>
+          <wp:inline distT="0" distB="0" distL="114300" distR="114300">
+            <wp:extent cx="5484495" cy="2002155"/>
+            <wp:effectExtent l="0" t="0" r="1905" b="17145"/>
+            <wp:docPr id="16" name="图片 16" descr="图 5-5 Web 页面截图-历史数据页"/>
+            <wp:cNvGraphicFramePr>
+              <a:graphicFrameLocks xmlns:a="http://schemas.openxmlformats.org/drawingml/2006/main" noChangeAspect="1"/>
+            </wp:cNvGraphicFramePr>
+            <a:graphic xmlns:a="http://schemas.openxmlformats.org/drawingml/2006/main">
+              <a:graphicData uri="http://schemas.openxmlformats.org/drawingml/2006/picture">
+                <pic:pic xmlns:pic="http://schemas.openxmlformats.org/drawingml/2006/picture">
+                  <pic:nvPicPr>
+                    <pic:cNvPr id="16" name="图片 16" descr="图 5-5 Web 页面截图-历史数据页"/>
+                    <pic:cNvPicPr>
+                      <a:picLocks noChangeAspect="1"/>
+                    </pic:cNvPicPr>
+                  </pic:nvPicPr>
+                  <pic:blipFill>
+                    <a:blip r:embed="rId15"/>
+                    <a:stretch>
+                      <a:fillRect/>
+                    </a:stretch>
+                  </pic:blipFill>
+                  <pic:spPr>
+                    <a:xfrm>
+                      <a:off x="0" y="0"/>
+                      <a:ext cx="5484495" cy="2002155"/>
+                    </a:xfrm>
+                    <a:prstGeom prst="rect">
+                      <a:avLst/>
+                    </a:prstGeom>
+                  </pic:spPr>
+                </pic:pic>
+              </a:graphicData>
+            </a:graphic>
+          </wp:inline>
+        </w:drawing>
       </w:r>
     </w:p>
     <w:p>
@@ -3968,6 +4266,58 @@
       </w:pPr>
       <w:r>
         <w:t>基础测试阶段主要是对传感器能否正常返回数据、继电器是否可以响应本地手势或者远程控制、边缘端是否可以把串口数据写入数据库、前端页面是否可以实时刷新、自动灌溉线程是否可以根据策略正常触发进行检查。使用PCB方案时还要检查PCB上电后各个接口的工作是否正常，焊点是否可靠，外设插接是否稳定。</w:t>
+      </w:r>
+    </w:p>
+    <w:p>
+      <w:pPr>
+        <w:pStyle w:val="3"/>
+        <w:rPr>
+          <w:rFonts w:hint="eastAsia" w:eastAsia="宋体"/>
+          <w:lang w:eastAsia="zh-CN"/>
+        </w:rPr>
+      </w:pPr>
+      <w:r>
+        <w:rPr>
+          <w:rFonts w:hint="eastAsia" w:eastAsia="宋体"/>
+          <w:lang w:eastAsia="zh-CN"/>
+        </w:rPr>
+        <w:drawing>
+          <wp:inline distT="0" distB="0" distL="114300" distR="114300">
+            <wp:extent cx="5483860" cy="1245235"/>
+            <wp:effectExtent l="0" t="0" r="2540" b="12065"/>
+            <wp:docPr id="17" name="图片 17" descr="图 6-1 串口监视与页面运行截图"/>
+            <wp:cNvGraphicFramePr>
+              <a:graphicFrameLocks xmlns:a="http://schemas.openxmlformats.org/drawingml/2006/main" noChangeAspect="1"/>
+            </wp:cNvGraphicFramePr>
+            <a:graphic xmlns:a="http://schemas.openxmlformats.org/drawingml/2006/main">
+              <a:graphicData uri="http://schemas.openxmlformats.org/drawingml/2006/picture">
+                <pic:pic xmlns:pic="http://schemas.openxmlformats.org/drawingml/2006/picture">
+                  <pic:nvPicPr>
+                    <pic:cNvPr id="17" name="图片 17" descr="图 6-1 串口监视与页面运行截图"/>
+                    <pic:cNvPicPr>
+                      <a:picLocks noChangeAspect="1"/>
+                    </pic:cNvPicPr>
+                  </pic:nvPicPr>
+                  <pic:blipFill>
+                    <a:blip r:embed="rId16"/>
+                    <a:stretch>
+                      <a:fillRect/>
+                    </a:stretch>
+                  </pic:blipFill>
+                  <pic:spPr>
+                    <a:xfrm>
+                      <a:off x="0" y="0"/>
+                      <a:ext cx="5483860" cy="1245235"/>
+                    </a:xfrm>
+                    <a:prstGeom prst="rect">
+                      <a:avLst/>
+                    </a:prstGeom>
+                  </pic:spPr>
+                </pic:pic>
+              </a:graphicData>
+            </a:graphic>
+          </wp:inline>
+        </w:drawing>
       </w:r>
     </w:p>
     <w:p>
@@ -4325,6 +4675,58 @@
     <w:p>
       <w:pPr>
         <w:pStyle w:val="3"/>
+        <w:rPr>
+          <w:rFonts w:hint="eastAsia" w:eastAsia="宋体"/>
+          <w:lang w:eastAsia="zh-CN"/>
+        </w:rPr>
+      </w:pPr>
+      <w:r>
+        <w:rPr>
+          <w:rFonts w:hint="eastAsia" w:eastAsia="宋体"/>
+          <w:lang w:eastAsia="zh-CN"/>
+        </w:rPr>
+        <w:drawing>
+          <wp:inline distT="0" distB="0" distL="114300" distR="114300">
+            <wp:extent cx="5481320" cy="1503680"/>
+            <wp:effectExtent l="0" t="0" r="5080" b="1270"/>
+            <wp:docPr id="18" name="图片 18" descr="数据库实验数据"/>
+            <wp:cNvGraphicFramePr>
+              <a:graphicFrameLocks xmlns:a="http://schemas.openxmlformats.org/drawingml/2006/main" noChangeAspect="1"/>
+            </wp:cNvGraphicFramePr>
+            <a:graphic xmlns:a="http://schemas.openxmlformats.org/drawingml/2006/main">
+              <a:graphicData uri="http://schemas.openxmlformats.org/drawingml/2006/picture">
+                <pic:pic xmlns:pic="http://schemas.openxmlformats.org/drawingml/2006/picture">
+                  <pic:nvPicPr>
+                    <pic:cNvPr id="18" name="图片 18" descr="数据库实验数据"/>
+                    <pic:cNvPicPr>
+                      <a:picLocks noChangeAspect="1"/>
+                    </pic:cNvPicPr>
+                  </pic:nvPicPr>
+                  <pic:blipFill>
+                    <a:blip r:embed="rId17"/>
+                    <a:stretch>
+                      <a:fillRect/>
+                    </a:stretch>
+                  </pic:blipFill>
+                  <pic:spPr>
+                    <a:xfrm>
+                      <a:off x="0" y="0"/>
+                      <a:ext cx="5481320" cy="1503680"/>
+                    </a:xfrm>
+                    <a:prstGeom prst="rect">
+                      <a:avLst/>
+                    </a:prstGeom>
+                  </pic:spPr>
+                </pic:pic>
+              </a:graphicData>
+            </a:graphic>
+          </wp:inline>
+        </w:drawing>
+      </w:r>
+    </w:p>
+    <w:p>
+      <w:pPr>
+        <w:pStyle w:val="3"/>
       </w:pPr>
       <w:r>
         <w:t>图 6-2 数据库实验数据截图（此处插入）</w:t>
@@ -5779,7 +6181,19 @@
         <w:pStyle w:val="3"/>
       </w:pPr>
       <w:r>
-        <w:t>[22] Vasistha P, Gangwar D. A Review on Crop Disease Detection Using Image Processing[C]//2019 9th International Conference on Cloud Computing, Data Science &amp; Engineering (Confluence). IEEE, 2019: 536-540.</w:t>
+        <w:t>[22] Vasistha P, Gangwar D. A Review on Crop Disease Detection Using Image Processing[C]</w:t>
+      </w:r>
+      <w:r>
+        <w:rPr>
+          <w:rFonts w:hint="eastAsia" w:eastAsia="宋体"/>
+          <w:lang w:val="en-US" w:eastAsia="zh-CN"/>
+        </w:rPr>
+        <w:t xml:space="preserve"> </w:t>
+      </w:r>
+      <w:bookmarkStart w:id="49" w:name="_GoBack"/>
+      <w:bookmarkEnd w:id="49"/>
+      <w:r>
+        <w:t>2019 9th International Conference on Cloud Computing, Data Science &amp; Engineering (Confluence). IEEE, 2019: 536-540.</w:t>
       </w:r>
     </w:p>
     <w:bookmarkEnd w:id="47"/>

--- a/clear-基于边缘计算的藏红花全生长周期智能培育系统设计与实现_论文初稿.docx
+++ b/clear-基于边缘计算的藏红花全生长周期智能培育系统设计与实现_论文初稿.docx
@@ -1812,9 +1812,854 @@
     </w:tbl>
     <w:p>
       <w:pPr>
+        <w:pStyle w:val="4"/>
+      </w:pPr>
+      <w:bookmarkStart w:id="23" w:name="系统主要元件介绍"/>
+      <w:bookmarkStart w:id="24" w:name="系统硬件设计"/>
+      <w:r>
+        <w:t>3.4 系统主要元件介绍</w:t>
+      </w:r>
+    </w:p>
+    <w:p>
+      <w:pPr>
+        <w:pStyle w:val="23"/>
+      </w:pPr>
+      <w:r>
+        <w:t>为实现藏红花全生长周期培育过程中的环境监测、智能控制和数据管理功能，系统硬件由主控与边缘计算平台、环境感知元件、人机交互元件、执行控制元件以及图像采集元件等部分组成。各类元件相互配合，形成了从数据采集、信息处理到设备执行的完整链路。</w:t>
+      </w:r>
+    </w:p>
+    <w:p>
+      <w:pPr>
+        <w:pStyle w:val="5"/>
+      </w:pPr>
+      <w:bookmarkStart w:id="25" w:name="主控与边缘计算平台"/>
+      <w:r>
+        <w:t>3.4.1 主控与边缘计算平台</w:t>
+      </w:r>
+    </w:p>
+    <w:p>
+      <w:pPr>
+        <w:pStyle w:val="23"/>
+      </w:pPr>
+      <w:r>
+        <w:t>本系统采用 STM32F411 作为底层主控制器，采用树莓派 4B 作为边缘计算平台。STM32F411 具有较丰富的 GPIO、ADC、I2C、USART 等外设资源，能够完成温湿度、光照、土壤湿度等传感器数据采集，并实现 OLED 显示、手势识别和继电器控制等功能。树莓派 4B 主要负责边缘侧的数据接收、存储、可视化展示和控制策略执行，同时可运行 Flask、SQLite 和 OpenCV 等软件环境，满足系统在本地数据处理和功能扩展方面的需求。两者协同工作，使系统兼具单片机实时控制能力和边缘设备的数据处理能力。</w:t>
+      </w:r>
+    </w:p>
+    <w:p>
+      <w:pPr>
+        <w:pStyle w:val="3"/>
+        <w:rPr>
+          <w:rFonts w:hint="eastAsia" w:eastAsia="宋体"/>
+          <w:lang w:eastAsia="zh-CN"/>
+        </w:rPr>
+      </w:pPr>
+      <w:r>
+        <w:rPr>
+          <w:rFonts w:hint="eastAsia" w:eastAsia="宋体"/>
+          <w:lang w:eastAsia="zh-CN"/>
+        </w:rPr>
+        <w:drawing>
+          <wp:inline distT="0" distB="0" distL="114300" distR="114300">
+            <wp:extent cx="800100" cy="733425"/>
+            <wp:effectExtent l="0" t="0" r="0" b="9525"/>
+            <wp:docPr id="1" name="图片 1" descr="f411"/>
+            <wp:cNvGraphicFramePr>
+              <a:graphicFrameLocks xmlns:a="http://schemas.openxmlformats.org/drawingml/2006/main" noChangeAspect="1"/>
+            </wp:cNvGraphicFramePr>
+            <a:graphic xmlns:a="http://schemas.openxmlformats.org/drawingml/2006/main">
+              <a:graphicData uri="http://schemas.openxmlformats.org/drawingml/2006/picture">
+                <pic:pic xmlns:pic="http://schemas.openxmlformats.org/drawingml/2006/picture">
+                  <pic:nvPicPr>
+                    <pic:cNvPr id="1" name="图片 1" descr="f411"/>
+                    <pic:cNvPicPr>
+                      <a:picLocks noChangeAspect="1"/>
+                    </pic:cNvPicPr>
+                  </pic:nvPicPr>
+                  <pic:blipFill>
+                    <a:blip r:embed="rId7"/>
+                    <a:stretch>
+                      <a:fillRect/>
+                    </a:stretch>
+                  </pic:blipFill>
+                  <pic:spPr>
+                    <a:xfrm>
+                      <a:off x="0" y="0"/>
+                      <a:ext cx="800100" cy="733425"/>
+                    </a:xfrm>
+                    <a:prstGeom prst="rect">
+                      <a:avLst/>
+                    </a:prstGeom>
+                  </pic:spPr>
+                </pic:pic>
+              </a:graphicData>
+            </a:graphic>
+          </wp:inline>
+        </w:drawing>
+      </w:r>
+    </w:p>
+    <w:p>
+      <w:pPr>
+        <w:pStyle w:val="3"/>
+        <w:rPr>
+          <w:rFonts w:hint="eastAsia" w:eastAsia="宋体"/>
+          <w:lang w:eastAsia="zh-CN"/>
+        </w:rPr>
+      </w:pPr>
+      <w:r>
+        <w:rPr>
+          <w:rFonts w:hint="eastAsia" w:eastAsia="宋体"/>
+          <w:lang w:eastAsia="zh-CN"/>
+        </w:rPr>
+        <w:drawing>
+          <wp:inline distT="0" distB="0" distL="114300" distR="114300">
+            <wp:extent cx="3228975" cy="2352675"/>
+            <wp:effectExtent l="0" t="0" r="9525" b="9525"/>
+            <wp:docPr id="4" name="图片 4" descr="rpi"/>
+            <wp:cNvGraphicFramePr>
+              <a:graphicFrameLocks xmlns:a="http://schemas.openxmlformats.org/drawingml/2006/main" noChangeAspect="1"/>
+            </wp:cNvGraphicFramePr>
+            <a:graphic xmlns:a="http://schemas.openxmlformats.org/drawingml/2006/main">
+              <a:graphicData uri="http://schemas.openxmlformats.org/drawingml/2006/picture">
+                <pic:pic xmlns:pic="http://schemas.openxmlformats.org/drawingml/2006/picture">
+                  <pic:nvPicPr>
+                    <pic:cNvPr id="4" name="图片 4" descr="rpi"/>
+                    <pic:cNvPicPr>
+                      <a:picLocks noChangeAspect="1"/>
+                    </pic:cNvPicPr>
+                  </pic:nvPicPr>
+                  <pic:blipFill>
+                    <a:blip r:embed="rId8"/>
+                    <a:stretch>
+                      <a:fillRect/>
+                    </a:stretch>
+                  </pic:blipFill>
+                  <pic:spPr>
+                    <a:xfrm>
+                      <a:off x="0" y="0"/>
+                      <a:ext cx="3228975" cy="2352675"/>
+                    </a:xfrm>
+                    <a:prstGeom prst="rect">
+                      <a:avLst/>
+                    </a:prstGeom>
+                  </pic:spPr>
+                </pic:pic>
+              </a:graphicData>
+            </a:graphic>
+          </wp:inline>
+        </w:drawing>
+      </w:r>
+    </w:p>
+    <w:p>
+      <w:pPr>
+        <w:pStyle w:val="3"/>
+      </w:pPr>
+      <w:r>
+        <w:t>图 3-3</w:t>
+      </w:r>
+    </w:p>
+    <w:bookmarkEnd w:id="25"/>
+    <w:p>
+      <w:pPr>
+        <w:pStyle w:val="5"/>
+      </w:pPr>
+      <w:bookmarkStart w:id="26" w:name="环境感知元件"/>
+      <w:r>
+        <w:t>3.4.2 环境感知元件</w:t>
+      </w:r>
+    </w:p>
+    <w:p>
+      <w:pPr>
+        <w:pStyle w:val="23"/>
+      </w:pPr>
+      <w:r>
+        <w:t>系统环境感知部分主要包括 DHT11 温湿度传感器、BH1750 光照传感器和电容式土壤湿度传感器。DHT11 用于采集空气温度和湿度信息，能够反映培育环境的基本状态；BH1750 用于检测环境光照强度，其输出为数字信号，接口简单，适合与主控直接连接；电容式土壤湿度传感器用于检测培育基质的含水情况，并将模拟信号输入 STM32 的 ADC 通道进行采样。上述传感器共同构成了系统的环境监测基础，为后续自动灌溉和补光控制提供数据依据。</w:t>
+      </w:r>
+    </w:p>
+    <w:p>
+      <w:pPr>
+        <w:pStyle w:val="3"/>
+        <w:rPr>
+          <w:rFonts w:hint="eastAsia" w:eastAsia="宋体"/>
+          <w:lang w:eastAsia="zh-CN"/>
+        </w:rPr>
+      </w:pPr>
+      <w:r>
+        <w:rPr>
+          <w:rFonts w:hint="eastAsia" w:eastAsia="宋体"/>
+          <w:lang w:eastAsia="zh-CN"/>
+        </w:rPr>
+        <w:drawing>
+          <wp:inline distT="0" distB="0" distL="114300" distR="114300">
+            <wp:extent cx="1676400" cy="1133475"/>
+            <wp:effectExtent l="0" t="0" r="0" b="9525"/>
+            <wp:docPr id="7" name="图片 7" descr="DHT11"/>
+            <wp:cNvGraphicFramePr>
+              <a:graphicFrameLocks xmlns:a="http://schemas.openxmlformats.org/drawingml/2006/main" noChangeAspect="1"/>
+            </wp:cNvGraphicFramePr>
+            <a:graphic xmlns:a="http://schemas.openxmlformats.org/drawingml/2006/main">
+              <a:graphicData uri="http://schemas.openxmlformats.org/drawingml/2006/picture">
+                <pic:pic xmlns:pic="http://schemas.openxmlformats.org/drawingml/2006/picture">
+                  <pic:nvPicPr>
+                    <pic:cNvPr id="7" name="图片 7" descr="DHT11"/>
+                    <pic:cNvPicPr>
+                      <a:picLocks noChangeAspect="1"/>
+                    </pic:cNvPicPr>
+                  </pic:nvPicPr>
+                  <pic:blipFill>
+                    <a:blip r:embed="rId9"/>
+                    <a:stretch>
+                      <a:fillRect/>
+                    </a:stretch>
+                  </pic:blipFill>
+                  <pic:spPr>
+                    <a:xfrm>
+                      <a:off x="0" y="0"/>
+                      <a:ext cx="1676400" cy="1133475"/>
+                    </a:xfrm>
+                    <a:prstGeom prst="rect">
+                      <a:avLst/>
+                    </a:prstGeom>
+                  </pic:spPr>
+                </pic:pic>
+              </a:graphicData>
+            </a:graphic>
+          </wp:inline>
+        </w:drawing>
+      </w:r>
+      <w:r>
+        <w:rPr>
+          <w:rFonts w:hint="eastAsia" w:eastAsia="宋体"/>
+          <w:lang w:eastAsia="zh-CN"/>
+        </w:rPr>
+        <w:drawing>
+          <wp:inline distT="0" distB="0" distL="114300" distR="114300">
+            <wp:extent cx="1485900" cy="742950"/>
+            <wp:effectExtent l="0" t="0" r="0" b="0"/>
+            <wp:docPr id="9" name="图片 9" descr="DHT11电路"/>
+            <wp:cNvGraphicFramePr>
+              <a:graphicFrameLocks xmlns:a="http://schemas.openxmlformats.org/drawingml/2006/main" noChangeAspect="1"/>
+            </wp:cNvGraphicFramePr>
+            <a:graphic xmlns:a="http://schemas.openxmlformats.org/drawingml/2006/main">
+              <a:graphicData uri="http://schemas.openxmlformats.org/drawingml/2006/picture">
+                <pic:pic xmlns:pic="http://schemas.openxmlformats.org/drawingml/2006/picture">
+                  <pic:nvPicPr>
+                    <pic:cNvPr id="9" name="图片 9" descr="DHT11电路"/>
+                    <pic:cNvPicPr>
+                      <a:picLocks noChangeAspect="1"/>
+                    </pic:cNvPicPr>
+                  </pic:nvPicPr>
+                  <pic:blipFill>
+                    <a:blip r:embed="rId10"/>
+                    <a:stretch>
+                      <a:fillRect/>
+                    </a:stretch>
+                  </pic:blipFill>
+                  <pic:spPr>
+                    <a:xfrm>
+                      <a:off x="0" y="0"/>
+                      <a:ext cx="1485900" cy="742950"/>
+                    </a:xfrm>
+                    <a:prstGeom prst="rect">
+                      <a:avLst/>
+                    </a:prstGeom>
+                  </pic:spPr>
+                </pic:pic>
+              </a:graphicData>
+            </a:graphic>
+          </wp:inline>
+        </w:drawing>
+      </w:r>
+    </w:p>
+    <w:p>
+      <w:pPr>
+        <w:pStyle w:val="3"/>
+        <w:rPr>
+          <w:rFonts w:hint="eastAsia" w:eastAsia="宋体"/>
+          <w:lang w:eastAsia="zh-CN"/>
+        </w:rPr>
+      </w:pPr>
+      <w:r>
+        <w:rPr>
+          <w:rFonts w:hint="eastAsia" w:eastAsia="宋体"/>
+          <w:lang w:eastAsia="zh-CN"/>
+        </w:rPr>
+        <w:drawing>
+          <wp:inline distT="0" distB="0" distL="114300" distR="114300">
+            <wp:extent cx="1162050" cy="990600"/>
+            <wp:effectExtent l="0" t="0" r="0" b="0"/>
+            <wp:docPr id="20" name="图片 20" descr="BH1750"/>
+            <wp:cNvGraphicFramePr>
+              <a:graphicFrameLocks xmlns:a="http://schemas.openxmlformats.org/drawingml/2006/main" noChangeAspect="1"/>
+            </wp:cNvGraphicFramePr>
+            <a:graphic xmlns:a="http://schemas.openxmlformats.org/drawingml/2006/main">
+              <a:graphicData uri="http://schemas.openxmlformats.org/drawingml/2006/picture">
+                <pic:pic xmlns:pic="http://schemas.openxmlformats.org/drawingml/2006/picture">
+                  <pic:nvPicPr>
+                    <pic:cNvPr id="20" name="图片 20" descr="BH1750"/>
+                    <pic:cNvPicPr>
+                      <a:picLocks noChangeAspect="1"/>
+                    </pic:cNvPicPr>
+                  </pic:nvPicPr>
+                  <pic:blipFill>
+                    <a:blip r:embed="rId11"/>
+                    <a:stretch>
+                      <a:fillRect/>
+                    </a:stretch>
+                  </pic:blipFill>
+                  <pic:spPr>
+                    <a:xfrm>
+                      <a:off x="0" y="0"/>
+                      <a:ext cx="1162050" cy="990600"/>
+                    </a:xfrm>
+                    <a:prstGeom prst="rect">
+                      <a:avLst/>
+                    </a:prstGeom>
+                  </pic:spPr>
+                </pic:pic>
+              </a:graphicData>
+            </a:graphic>
+          </wp:inline>
+        </w:drawing>
+      </w:r>
+      <w:r>
+        <w:rPr>
+          <w:rFonts w:hint="eastAsia" w:eastAsia="宋体"/>
+          <w:lang w:eastAsia="zh-CN"/>
+        </w:rPr>
+        <w:drawing>
+          <wp:inline distT="0" distB="0" distL="114300" distR="114300">
+            <wp:extent cx="1285875" cy="904875"/>
+            <wp:effectExtent l="0" t="0" r="9525" b="9525"/>
+            <wp:docPr id="21" name="图片 21" descr="BH1750电路"/>
+            <wp:cNvGraphicFramePr>
+              <a:graphicFrameLocks xmlns:a="http://schemas.openxmlformats.org/drawingml/2006/main" noChangeAspect="1"/>
+            </wp:cNvGraphicFramePr>
+            <a:graphic xmlns:a="http://schemas.openxmlformats.org/drawingml/2006/main">
+              <a:graphicData uri="http://schemas.openxmlformats.org/drawingml/2006/picture">
+                <pic:pic xmlns:pic="http://schemas.openxmlformats.org/drawingml/2006/picture">
+                  <pic:nvPicPr>
+                    <pic:cNvPr id="21" name="图片 21" descr="BH1750电路"/>
+                    <pic:cNvPicPr>
+                      <a:picLocks noChangeAspect="1"/>
+                    </pic:cNvPicPr>
+                  </pic:nvPicPr>
+                  <pic:blipFill>
+                    <a:blip r:embed="rId12"/>
+                    <a:stretch>
+                      <a:fillRect/>
+                    </a:stretch>
+                  </pic:blipFill>
+                  <pic:spPr>
+                    <a:xfrm>
+                      <a:off x="0" y="0"/>
+                      <a:ext cx="1285875" cy="904875"/>
+                    </a:xfrm>
+                    <a:prstGeom prst="rect">
+                      <a:avLst/>
+                    </a:prstGeom>
+                  </pic:spPr>
+                </pic:pic>
+              </a:graphicData>
+            </a:graphic>
+          </wp:inline>
+        </w:drawing>
+      </w:r>
+    </w:p>
+    <w:p>
+      <w:pPr>
+        <w:pStyle w:val="3"/>
+        <w:rPr>
+          <w:rFonts w:hint="eastAsia" w:eastAsia="宋体"/>
+          <w:lang w:eastAsia="zh-CN"/>
+        </w:rPr>
+      </w:pPr>
+      <w:r>
+        <w:rPr>
+          <w:rFonts w:hint="eastAsia" w:eastAsia="宋体"/>
+          <w:lang w:eastAsia="zh-CN"/>
+        </w:rPr>
+        <w:drawing>
+          <wp:inline distT="0" distB="0" distL="114300" distR="114300">
+            <wp:extent cx="1191260" cy="1173480"/>
+            <wp:effectExtent l="0" t="0" r="8890" b="7620"/>
+            <wp:docPr id="30" name="图片 30" descr="电容式土壤湿度传感器"/>
+            <wp:cNvGraphicFramePr>
+              <a:graphicFrameLocks xmlns:a="http://schemas.openxmlformats.org/drawingml/2006/main" noChangeAspect="1"/>
+            </wp:cNvGraphicFramePr>
+            <a:graphic xmlns:a="http://schemas.openxmlformats.org/drawingml/2006/main">
+              <a:graphicData uri="http://schemas.openxmlformats.org/drawingml/2006/picture">
+                <pic:pic xmlns:pic="http://schemas.openxmlformats.org/drawingml/2006/picture">
+                  <pic:nvPicPr>
+                    <pic:cNvPr id="30" name="图片 30" descr="电容式土壤湿度传感器"/>
+                    <pic:cNvPicPr>
+                      <a:picLocks noChangeAspect="1"/>
+                    </pic:cNvPicPr>
+                  </pic:nvPicPr>
+                  <pic:blipFill>
+                    <a:blip r:embed="rId13"/>
+                    <a:stretch>
+                      <a:fillRect/>
+                    </a:stretch>
+                  </pic:blipFill>
+                  <pic:spPr>
+                    <a:xfrm>
+                      <a:off x="0" y="0"/>
+                      <a:ext cx="1191260" cy="1173480"/>
+                    </a:xfrm>
+                    <a:prstGeom prst="rect">
+                      <a:avLst/>
+                    </a:prstGeom>
+                  </pic:spPr>
+                </pic:pic>
+              </a:graphicData>
+            </a:graphic>
+          </wp:inline>
+        </w:drawing>
+      </w:r>
+      <w:r>
+        <w:rPr>
+          <w:rFonts w:hint="eastAsia" w:eastAsia="宋体"/>
+          <w:lang w:eastAsia="zh-CN"/>
+        </w:rPr>
+        <w:drawing>
+          <wp:inline distT="0" distB="0" distL="114300" distR="114300">
+            <wp:extent cx="1476375" cy="1174750"/>
+            <wp:effectExtent l="0" t="0" r="9525" b="6350"/>
+            <wp:docPr id="31" name="图片 31" descr="土壤湿度传感器电路"/>
+            <wp:cNvGraphicFramePr>
+              <a:graphicFrameLocks xmlns:a="http://schemas.openxmlformats.org/drawingml/2006/main" noChangeAspect="1"/>
+            </wp:cNvGraphicFramePr>
+            <a:graphic xmlns:a="http://schemas.openxmlformats.org/drawingml/2006/main">
+              <a:graphicData uri="http://schemas.openxmlformats.org/drawingml/2006/picture">
+                <pic:pic xmlns:pic="http://schemas.openxmlformats.org/drawingml/2006/picture">
+                  <pic:nvPicPr>
+                    <pic:cNvPr id="31" name="图片 31" descr="土壤湿度传感器电路"/>
+                    <pic:cNvPicPr>
+                      <a:picLocks noChangeAspect="1"/>
+                    </pic:cNvPicPr>
+                  </pic:nvPicPr>
+                  <pic:blipFill>
+                    <a:blip r:embed="rId14"/>
+                    <a:stretch>
+                      <a:fillRect/>
+                    </a:stretch>
+                  </pic:blipFill>
+                  <pic:spPr>
+                    <a:xfrm>
+                      <a:off x="0" y="0"/>
+                      <a:ext cx="1476375" cy="1174750"/>
+                    </a:xfrm>
+                    <a:prstGeom prst="rect">
+                      <a:avLst/>
+                    </a:prstGeom>
+                  </pic:spPr>
+                </pic:pic>
+              </a:graphicData>
+            </a:graphic>
+          </wp:inline>
+        </w:drawing>
+      </w:r>
+    </w:p>
+    <w:p>
+      <w:pPr>
+        <w:pStyle w:val="3"/>
+      </w:pPr>
+      <w:r>
+        <w:t>图 3-4</w:t>
+      </w:r>
+    </w:p>
+    <w:bookmarkEnd w:id="26"/>
+    <w:p>
+      <w:pPr>
+        <w:pStyle w:val="5"/>
+      </w:pPr>
+      <w:bookmarkStart w:id="27" w:name="人机交互元件"/>
+      <w:r>
+        <w:t>3.4.3 人机交互元件</w:t>
+      </w:r>
+    </w:p>
+    <w:p>
+      <w:pPr>
+        <w:pStyle w:val="23"/>
+      </w:pPr>
+      <w:r>
+        <w:t>为提升系统的本地交互能力，本文</w:t>
+      </w:r>
+      <w:bookmarkStart w:id="55" w:name="_GoBack"/>
+      <w:bookmarkEnd w:id="55"/>
+      <w:r>
+        <w:t>选用了 OLED 显示模块和 PAJ7620 手势识别模块。OLED 显示模块具有体积小、功耗低和显示清晰等特点，可用于实时显示温度、湿度、光照、土壤湿度及系统状态信息。PAJ7620 手势识别模块可通过 I2C 接口与主控连接，实现非接触式操作，便于用户进行页面切换或功能选择。两者结合后，能够提高系统运行状态的可视化程度和交互便捷性。</w:t>
+      </w:r>
+    </w:p>
+    <w:p>
+      <w:pPr>
+        <w:pStyle w:val="3"/>
+        <w:rPr>
+          <w:rFonts w:hint="eastAsia" w:eastAsia="宋体"/>
+          <w:lang w:eastAsia="zh-CN"/>
+        </w:rPr>
+      </w:pPr>
+      <w:r>
+        <w:rPr>
+          <w:rFonts w:hint="eastAsia" w:eastAsia="宋体"/>
+          <w:lang w:eastAsia="zh-CN"/>
+        </w:rPr>
+        <w:drawing>
+          <wp:inline distT="0" distB="0" distL="114300" distR="114300">
+            <wp:extent cx="1238250" cy="1257300"/>
+            <wp:effectExtent l="0" t="0" r="0" b="0"/>
+            <wp:docPr id="22" name="图片 22" descr="oled"/>
+            <wp:cNvGraphicFramePr>
+              <a:graphicFrameLocks xmlns:a="http://schemas.openxmlformats.org/drawingml/2006/main" noChangeAspect="1"/>
+            </wp:cNvGraphicFramePr>
+            <a:graphic xmlns:a="http://schemas.openxmlformats.org/drawingml/2006/main">
+              <a:graphicData uri="http://schemas.openxmlformats.org/drawingml/2006/picture">
+                <pic:pic xmlns:pic="http://schemas.openxmlformats.org/drawingml/2006/picture">
+                  <pic:nvPicPr>
+                    <pic:cNvPr id="22" name="图片 22" descr="oled"/>
+                    <pic:cNvPicPr>
+                      <a:picLocks noChangeAspect="1"/>
+                    </pic:cNvPicPr>
+                  </pic:nvPicPr>
+                  <pic:blipFill>
+                    <a:blip r:embed="rId15"/>
+                    <a:stretch>
+                      <a:fillRect/>
+                    </a:stretch>
+                  </pic:blipFill>
+                  <pic:spPr>
+                    <a:xfrm>
+                      <a:off x="0" y="0"/>
+                      <a:ext cx="1238250" cy="1257300"/>
+                    </a:xfrm>
+                    <a:prstGeom prst="rect">
+                      <a:avLst/>
+                    </a:prstGeom>
+                  </pic:spPr>
+                </pic:pic>
+              </a:graphicData>
+            </a:graphic>
+          </wp:inline>
+        </w:drawing>
+      </w:r>
+      <w:r>
+        <w:rPr>
+          <w:rFonts w:hint="eastAsia" w:eastAsia="宋体"/>
+          <w:lang w:eastAsia="zh-CN"/>
+        </w:rPr>
+        <w:drawing>
+          <wp:inline distT="0" distB="0" distL="114300" distR="114300">
+            <wp:extent cx="1733550" cy="1981200"/>
+            <wp:effectExtent l="0" t="0" r="0" b="0"/>
+            <wp:docPr id="23" name="图片 23" descr="oled电路"/>
+            <wp:cNvGraphicFramePr>
+              <a:graphicFrameLocks xmlns:a="http://schemas.openxmlformats.org/drawingml/2006/main" noChangeAspect="1"/>
+            </wp:cNvGraphicFramePr>
+            <a:graphic xmlns:a="http://schemas.openxmlformats.org/drawingml/2006/main">
+              <a:graphicData uri="http://schemas.openxmlformats.org/drawingml/2006/picture">
+                <pic:pic xmlns:pic="http://schemas.openxmlformats.org/drawingml/2006/picture">
+                  <pic:nvPicPr>
+                    <pic:cNvPr id="23" name="图片 23" descr="oled电路"/>
+                    <pic:cNvPicPr>
+                      <a:picLocks noChangeAspect="1"/>
+                    </pic:cNvPicPr>
+                  </pic:nvPicPr>
+                  <pic:blipFill>
+                    <a:blip r:embed="rId16"/>
+                    <a:stretch>
+                      <a:fillRect/>
+                    </a:stretch>
+                  </pic:blipFill>
+                  <pic:spPr>
+                    <a:xfrm>
+                      <a:off x="0" y="0"/>
+                      <a:ext cx="1733550" cy="1981200"/>
+                    </a:xfrm>
+                    <a:prstGeom prst="rect">
+                      <a:avLst/>
+                    </a:prstGeom>
+                  </pic:spPr>
+                </pic:pic>
+              </a:graphicData>
+            </a:graphic>
+          </wp:inline>
+        </w:drawing>
+      </w:r>
+    </w:p>
+    <w:p>
+      <w:pPr>
+        <w:pStyle w:val="3"/>
+        <w:rPr>
+          <w:rFonts w:hint="eastAsia" w:eastAsia="宋体"/>
+          <w:lang w:eastAsia="zh-CN"/>
+        </w:rPr>
+      </w:pPr>
+      <w:r>
+        <w:rPr>
+          <w:rFonts w:hint="eastAsia" w:eastAsia="宋体"/>
+          <w:lang w:eastAsia="zh-CN"/>
+        </w:rPr>
+        <w:drawing>
+          <wp:inline distT="0" distB="0" distL="114300" distR="114300">
+            <wp:extent cx="1371600" cy="952500"/>
+            <wp:effectExtent l="0" t="0" r="0" b="0"/>
+            <wp:docPr id="28" name="图片 28" descr="PAJ7620"/>
+            <wp:cNvGraphicFramePr>
+              <a:graphicFrameLocks xmlns:a="http://schemas.openxmlformats.org/drawingml/2006/main" noChangeAspect="1"/>
+            </wp:cNvGraphicFramePr>
+            <a:graphic xmlns:a="http://schemas.openxmlformats.org/drawingml/2006/main">
+              <a:graphicData uri="http://schemas.openxmlformats.org/drawingml/2006/picture">
+                <pic:pic xmlns:pic="http://schemas.openxmlformats.org/drawingml/2006/picture">
+                  <pic:nvPicPr>
+                    <pic:cNvPr id="28" name="图片 28" descr="PAJ7620"/>
+                    <pic:cNvPicPr>
+                      <a:picLocks noChangeAspect="1"/>
+                    </pic:cNvPicPr>
+                  </pic:nvPicPr>
+                  <pic:blipFill>
+                    <a:blip r:embed="rId17"/>
+                    <a:stretch>
+                      <a:fillRect/>
+                    </a:stretch>
+                  </pic:blipFill>
+                  <pic:spPr>
+                    <a:xfrm>
+                      <a:off x="0" y="0"/>
+                      <a:ext cx="1371600" cy="952500"/>
+                    </a:xfrm>
+                    <a:prstGeom prst="rect">
+                      <a:avLst/>
+                    </a:prstGeom>
+                  </pic:spPr>
+                </pic:pic>
+              </a:graphicData>
+            </a:graphic>
+          </wp:inline>
+        </w:drawing>
+      </w:r>
+      <w:r>
+        <w:rPr>
+          <w:rFonts w:hint="eastAsia" w:eastAsia="宋体"/>
+          <w:lang w:eastAsia="zh-CN"/>
+        </w:rPr>
+        <w:drawing>
+          <wp:inline distT="0" distB="0" distL="114300" distR="114300">
+            <wp:extent cx="1323975" cy="981075"/>
+            <wp:effectExtent l="0" t="0" r="9525" b="9525"/>
+            <wp:docPr id="25" name="图片 25" descr="PAJ7620电路"/>
+            <wp:cNvGraphicFramePr>
+              <a:graphicFrameLocks xmlns:a="http://schemas.openxmlformats.org/drawingml/2006/main" noChangeAspect="1"/>
+            </wp:cNvGraphicFramePr>
+            <a:graphic xmlns:a="http://schemas.openxmlformats.org/drawingml/2006/main">
+              <a:graphicData uri="http://schemas.openxmlformats.org/drawingml/2006/picture">
+                <pic:pic xmlns:pic="http://schemas.openxmlformats.org/drawingml/2006/picture">
+                  <pic:nvPicPr>
+                    <pic:cNvPr id="25" name="图片 25" descr="PAJ7620电路"/>
+                    <pic:cNvPicPr>
+                      <a:picLocks noChangeAspect="1"/>
+                    </pic:cNvPicPr>
+                  </pic:nvPicPr>
+                  <pic:blipFill>
+                    <a:blip r:embed="rId18"/>
+                    <a:stretch>
+                      <a:fillRect/>
+                    </a:stretch>
+                  </pic:blipFill>
+                  <pic:spPr>
+                    <a:xfrm>
+                      <a:off x="0" y="0"/>
+                      <a:ext cx="1323975" cy="981075"/>
+                    </a:xfrm>
+                    <a:prstGeom prst="rect">
+                      <a:avLst/>
+                    </a:prstGeom>
+                  </pic:spPr>
+                </pic:pic>
+              </a:graphicData>
+            </a:graphic>
+          </wp:inline>
+        </w:drawing>
+      </w:r>
+    </w:p>
+    <w:p>
+      <w:pPr>
+        <w:pStyle w:val="3"/>
+      </w:pPr>
+      <w:r>
+        <w:t>图 3-5</w:t>
+      </w:r>
+    </w:p>
+    <w:bookmarkEnd w:id="27"/>
+    <w:p>
+      <w:pPr>
+        <w:pStyle w:val="5"/>
+      </w:pPr>
+      <w:bookmarkStart w:id="28" w:name="执行控制元件"/>
+      <w:r>
+        <w:t>3.4.4 执行控制元件</w:t>
+      </w:r>
+    </w:p>
+    <w:p>
+      <w:pPr>
+        <w:pStyle w:val="23"/>
+      </w:pPr>
+      <w:r>
+        <w:t>系统的执行控制部分主要包括继电器模块、水泵和 LED 灯带。继电器模块用于实现单片机与外部负载之间的隔离驱动，使主控能够安全地控制水泵和补光设备。水泵是系统自动灌溉功能的核心执行器，当土壤湿度低于设定阈值时，系统可自动启动水泵进行补水。LED 灯带则主要用于环境补光和状态指示，在光照不足或功能演示时发挥作用。执行控制元件的加入，使系统具备了根据环境数据自动调节培育条件的能力。</w:t>
+      </w:r>
+    </w:p>
+    <w:p>
+      <w:pPr>
+        <w:pStyle w:val="3"/>
+        <w:rPr>
+          <w:rFonts w:hint="eastAsia" w:eastAsia="宋体"/>
+          <w:lang w:eastAsia="zh-CN"/>
+        </w:rPr>
+      </w:pPr>
+      <w:r>
+        <w:rPr>
+          <w:rFonts w:hint="eastAsia" w:eastAsia="宋体"/>
+          <w:lang w:eastAsia="zh-CN"/>
+        </w:rPr>
+        <w:drawing>
+          <wp:inline distT="0" distB="0" distL="114300" distR="114300">
+            <wp:extent cx="800100" cy="581025"/>
+            <wp:effectExtent l="0" t="0" r="0" b="9525"/>
+            <wp:docPr id="26" name="图片 26" descr="水泵"/>
+            <wp:cNvGraphicFramePr>
+              <a:graphicFrameLocks xmlns:a="http://schemas.openxmlformats.org/drawingml/2006/main" noChangeAspect="1"/>
+            </wp:cNvGraphicFramePr>
+            <a:graphic xmlns:a="http://schemas.openxmlformats.org/drawingml/2006/main">
+              <a:graphicData uri="http://schemas.openxmlformats.org/drawingml/2006/picture">
+                <pic:pic xmlns:pic="http://schemas.openxmlformats.org/drawingml/2006/picture">
+                  <pic:nvPicPr>
+                    <pic:cNvPr id="26" name="图片 26" descr="水泵"/>
+                    <pic:cNvPicPr>
+                      <a:picLocks noChangeAspect="1"/>
+                    </pic:cNvPicPr>
+                  </pic:nvPicPr>
+                  <pic:blipFill>
+                    <a:blip r:embed="rId19"/>
+                    <a:stretch>
+                      <a:fillRect/>
+                    </a:stretch>
+                  </pic:blipFill>
+                  <pic:spPr>
+                    <a:xfrm>
+                      <a:off x="0" y="0"/>
+                      <a:ext cx="800100" cy="581025"/>
+                    </a:xfrm>
+                    <a:prstGeom prst="rect">
+                      <a:avLst/>
+                    </a:prstGeom>
+                  </pic:spPr>
+                </pic:pic>
+              </a:graphicData>
+            </a:graphic>
+          </wp:inline>
+        </w:drawing>
+      </w:r>
+      <w:r>
+        <w:drawing>
+          <wp:inline distT="0" distB="0" distL="114300" distR="114300">
+            <wp:extent cx="2152650" cy="1581150"/>
+            <wp:effectExtent l="0" t="0" r="0" b="0"/>
+            <wp:docPr id="27" name="图片 1"/>
+            <wp:cNvGraphicFramePr>
+              <a:graphicFrameLocks xmlns:a="http://schemas.openxmlformats.org/drawingml/2006/main" noChangeAspect="1"/>
+            </wp:cNvGraphicFramePr>
+            <a:graphic xmlns:a="http://schemas.openxmlformats.org/drawingml/2006/main">
+              <a:graphicData uri="http://schemas.openxmlformats.org/drawingml/2006/picture">
+                <pic:pic xmlns:pic="http://schemas.openxmlformats.org/drawingml/2006/picture">
+                  <pic:nvPicPr>
+                    <pic:cNvPr id="27" name="图片 1"/>
+                    <pic:cNvPicPr>
+                      <a:picLocks noChangeAspect="1"/>
+                    </pic:cNvPicPr>
+                  </pic:nvPicPr>
+                  <pic:blipFill>
+                    <a:blip r:embed="rId20"/>
+                    <a:stretch>
+                      <a:fillRect/>
+                    </a:stretch>
+                  </pic:blipFill>
+                  <pic:spPr>
+                    <a:xfrm>
+                      <a:off x="0" y="0"/>
+                      <a:ext cx="2152650" cy="1581150"/>
+                    </a:xfrm>
+                    <a:prstGeom prst="rect">
+                      <a:avLst/>
+                    </a:prstGeom>
+                    <a:noFill/>
+                    <a:ln>
+                      <a:noFill/>
+                    </a:ln>
+                  </pic:spPr>
+                </pic:pic>
+              </a:graphicData>
+            </a:graphic>
+          </wp:inline>
+        </w:drawing>
+      </w:r>
+    </w:p>
+    <w:p>
+      <w:pPr>
+        <w:pStyle w:val="3"/>
+      </w:pPr>
+      <w:r>
+        <w:t>图 3-6</w:t>
+      </w:r>
+    </w:p>
+    <w:bookmarkEnd w:id="28"/>
+    <w:p>
+      <w:pPr>
+        <w:pStyle w:val="5"/>
+      </w:pPr>
+      <w:bookmarkStart w:id="29" w:name="图像采集元件"/>
+      <w:r>
+        <w:t>3.4.5 图像采集元件</w:t>
+      </w:r>
+    </w:p>
+    <w:p>
+      <w:pPr>
+        <w:pStyle w:val="23"/>
+      </w:pPr>
+      <w:r>
+        <w:t>为增强系统对藏红花生长状态的感知能力，本文引入 USB 摄像头作为图像采集元件。该模块可直接与树莓派连接，用于采集作物生长图像，并结合 OpenCV 完成图像预处理和特征分析。与传统环境参数监测相比，摄像头的加入使系统进一步具备了视觉信息获取能力，为后续开展花朵状态识别和生长过程分析提供了基础。</w:t>
+      </w:r>
+    </w:p>
+    <w:p>
+      <w:pPr>
+        <w:pStyle w:val="3"/>
+      </w:pPr>
+      <w:r>
+        <w:t>图 3-7</w:t>
+      </w:r>
+    </w:p>
+    <w:p>
+      <w:pPr>
+        <w:pStyle w:val="3"/>
+      </w:pPr>
+      <w:r>
+        <w:t>综上所述，本文所选用的各类元件在功能上分工明确，能够共同支撑藏红花智能培育系统的实现。主控与边缘平台负责数据处理和系统调度，传感器负责环境信息采集，人机交互元件负责状态显示与操作输入，执行元件负责自动调节，图像采集元件则为系统智能化扩展提供支持。</w:t>
+      </w:r>
+    </w:p>
+    <w:bookmarkEnd w:id="23"/>
+    <w:bookmarkEnd w:id="29"/>
+    <w:p>
+      <w:pPr>
         <w:pStyle w:val="2"/>
       </w:pPr>
-      <w:bookmarkStart w:id="23" w:name="系统硬件设计"/>
+    </w:p>
+    <w:p>
+      <w:pPr>
+        <w:pStyle w:val="3"/>
+      </w:pPr>
+    </w:p>
+    <w:p>
+      <w:pPr>
+        <w:pStyle w:val="2"/>
+      </w:pPr>
       <w:r>
         <w:t>4 系统硬件设计</w:t>
       </w:r>
@@ -1823,7 +2668,7 @@
       <w:pPr>
         <w:pStyle w:val="4"/>
       </w:pPr>
-      <w:bookmarkStart w:id="24" w:name="系统整体硬件工作原理"/>
+      <w:bookmarkStart w:id="30" w:name="系统整体硬件工作原理"/>
       <w:r>
         <w:t>4.1 系统整体硬件工作原理</w:t>
       </w:r>
@@ -2021,6 +2866,7 @@
       <w:pPr>
         <w:pStyle w:val="24"/>
         <w:numPr>
+          <w:ilvl w:val="0"/>
           <w:numId w:val="0"/>
         </w:numPr>
         <w:ind w:left="240" w:leftChars="0"/>
@@ -2052,7 +2898,7 @@
                     </pic:cNvPicPr>
                   </pic:nvPicPr>
                   <pic:blipFill>
-                    <a:blip r:embed="rId7"/>
+                    <a:blip r:embed="rId21"/>
                     <a:stretch>
                       <a:fillRect/>
                     </a:stretch>
@@ -2081,12 +2927,12 @@
         <w:t>图 4-1 主要模块实物连接照片（此处插入，可拍摄面包板/PCB/整机实物）</w:t>
       </w:r>
     </w:p>
-    <w:bookmarkEnd w:id="24"/>
+    <w:bookmarkEnd w:id="30"/>
     <w:p>
       <w:pPr>
         <w:pStyle w:val="4"/>
       </w:pPr>
-      <w:bookmarkStart w:id="25" w:name="系统功能模块设计"/>
+      <w:bookmarkStart w:id="31" w:name="系统功能模块设计"/>
       <w:r>
         <w:t>4.2 系统功能模块设计</w:t>
       </w:r>
@@ -2095,7 +2941,7 @@
       <w:pPr>
         <w:pStyle w:val="5"/>
       </w:pPr>
-      <w:bookmarkStart w:id="26" w:name="传感采集模块设计"/>
+      <w:bookmarkStart w:id="32" w:name="传感采集模块设计"/>
       <w:r>
         <w:t>4.2.1 传感采集模块设计</w:t>
       </w:r>
@@ -2116,12 +2962,12 @@
         <w:t>为了使系统更加适应，在软件中加入了数据有效性和标定转换的逻辑。土壤湿度数据不是直接用ADC值，而是用干燥值和湿润值的标定区间做线性映射得到百分比结果。设计之后，使得系统更符合实际培育场景使用习惯。</w:t>
       </w:r>
     </w:p>
-    <w:bookmarkEnd w:id="26"/>
+    <w:bookmarkEnd w:id="32"/>
     <w:p>
       <w:pPr>
         <w:pStyle w:val="5"/>
       </w:pPr>
-      <w:bookmarkStart w:id="27" w:name="执行控制模块设计"/>
+      <w:bookmarkStart w:id="33" w:name="执行控制模块设计"/>
       <w:r>
         <w:t>4.2.2 执行控制模块设计</w:t>
       </w:r>
@@ -2142,12 +2988,12 @@
         <w:t>边缘端线程不断读取当前土壤湿度和灌溉策略参数，当满足触发条件的时候，就会向设备端发出开启水泵的指令，在达到设定的灌溉时间之后，再发出关闭指令。系统还要对控制日志以及最近的动作时间加以记载，从而给状态追踪以及测试分析赋予支撑。</w:t>
       </w:r>
     </w:p>
-    <w:bookmarkEnd w:id="27"/>
+    <w:bookmarkEnd w:id="33"/>
     <w:p>
       <w:pPr>
         <w:pStyle w:val="5"/>
       </w:pPr>
-      <w:bookmarkStart w:id="28" w:name="显示与手势交互模块设计"/>
+      <w:bookmarkStart w:id="34" w:name="显示与手势交互模块设计"/>
       <w:r>
         <w:t>4.2.3 显示与手势交互模块设计</w:t>
       </w:r>
@@ -2168,12 +3014,12 @@
         <w:t>PAJ7620手势识别模块用I2C和STM32相连，可以识别出向左、向右、向前、向后、向上、向下等动作。系统把手势识别的结果同菜单逻辑结合起来，实现了不用按键就能翻页、选中并执行控制的功能，大大提高了系统的交互性, 让用户在易脏手的培育室环境也能查看数据。</w:t>
       </w:r>
     </w:p>
-    <w:bookmarkEnd w:id="28"/>
+    <w:bookmarkEnd w:id="34"/>
     <w:p>
       <w:pPr>
         <w:pStyle w:val="5"/>
       </w:pPr>
-      <w:bookmarkStart w:id="29" w:name="边缘网关通信模块设计"/>
+      <w:bookmarkStart w:id="35" w:name="边缘网关通信模块设计"/>
       <w:r>
         <w:t>4.2.4 边缘网关通信模块设计</w:t>
       </w:r>
@@ -2194,13 +3040,13 @@
         <w:t>相比于蓝牙或者Wi-Fi直连的方式，在原型系统中使用USB串口链路更稳定、调试更简单，适合原型设计阶段快速落地。同时边缘端仍然具有MQTT云同步的功能，为之后的网络化扩展做好准备。</w:t>
       </w:r>
     </w:p>
-    <w:bookmarkEnd w:id="25"/>
-    <w:bookmarkEnd w:id="29"/>
+    <w:bookmarkEnd w:id="31"/>
+    <w:bookmarkEnd w:id="35"/>
     <w:p>
       <w:pPr>
         <w:pStyle w:val="4"/>
       </w:pPr>
-      <w:bookmarkStart w:id="30" w:name="系统-pcb-设计"/>
+      <w:bookmarkStart w:id="36" w:name="系统-pcb-设计"/>
       <w:r>
         <w:t>4.3 系统 PCB 设计</w:t>
       </w:r>
@@ -2253,7 +3099,7 @@
                     </pic:cNvPicPr>
                   </pic:nvPicPr>
                   <pic:blipFill>
-                    <a:blip r:embed="rId8"/>
+                    <a:blip r:embed="rId22"/>
                     <a:srcRect t="331" r="15037"/>
                     <a:stretch>
                       <a:fillRect/>
@@ -2314,7 +3160,7 @@
                     </pic:cNvPicPr>
                   </pic:nvPicPr>
                   <pic:blipFill>
-                    <a:blip r:embed="rId9"/>
+                    <a:blip r:embed="rId23"/>
                     <a:stretch>
                       <a:fillRect/>
                     </a:stretch>
@@ -2343,13 +3189,13 @@
         <w:t>图 4-3 PCB 版图图（此处插入）</w:t>
       </w:r>
     </w:p>
-    <w:bookmarkEnd w:id="23"/>
-    <w:bookmarkEnd w:id="30"/>
+    <w:bookmarkEnd w:id="24"/>
+    <w:bookmarkEnd w:id="36"/>
     <w:p>
       <w:pPr>
         <w:pStyle w:val="2"/>
       </w:pPr>
-      <w:bookmarkStart w:id="31" w:name="系统软件设计"/>
+      <w:bookmarkStart w:id="37" w:name="系统软件设计"/>
       <w:r>
         <w:t>5 系统软件设计</w:t>
       </w:r>
@@ -2358,7 +3204,7 @@
       <w:pPr>
         <w:pStyle w:val="4"/>
       </w:pPr>
-      <w:bookmarkStart w:id="32" w:name="系统软件整体设计"/>
+      <w:bookmarkStart w:id="38" w:name="系统软件整体设计"/>
       <w:r>
         <w:t>5.1 系统软件整体设计</w:t>
       </w:r>
@@ -2371,12 +3217,12 @@
         <w:t>系统软件分为设备端软件和边缘端软件。设备端的软件运行在STM32F411的MicroPython环境当中，对多个传感器实施采集工作，并且更新OLED屏幕内容、识别手势动作以及操控执行器装置，最后把串口数据发送出去。边缘端软件运行在树莓派4B的Python环境中，使用Flask框架实现API和服务页面的开发，使用SQLite进行数据持久化，用后台线程来完成串口监听和自动灌溉策略的执行。</w:t>
       </w:r>
     </w:p>
-    <w:bookmarkEnd w:id="32"/>
+    <w:bookmarkEnd w:id="38"/>
     <w:p>
       <w:pPr>
         <w:pStyle w:val="4"/>
       </w:pPr>
-      <w:bookmarkStart w:id="33" w:name="设备端程序设计"/>
+      <w:bookmarkStart w:id="39" w:name="设备端程序设计"/>
       <w:r>
         <w:t>5.2 设备端程序设计</w:t>
       </w:r>
@@ -2461,6 +3307,7 @@
       <w:pPr>
         <w:pStyle w:val="24"/>
         <w:numPr>
+          <w:ilvl w:val="0"/>
           <w:numId w:val="0"/>
         </w:numPr>
         <w:ind w:left="240" w:leftChars="0"/>
@@ -2484,7 +3331,7 @@
                     </pic:cNvPicPr>
                   </pic:nvPicPr>
                   <pic:blipFill>
-                    <a:blip r:embed="rId10"/>
+                    <a:blip r:embed="rId24"/>
                     <a:stretch>
                       <a:fillRect/>
                     </a:stretch>
@@ -2517,12 +3364,12 @@
         <w:t>图 5-1 STM32 设备端主程序流程图（此处插入）</w:t>
       </w:r>
     </w:p>
-    <w:bookmarkEnd w:id="33"/>
+    <w:bookmarkEnd w:id="39"/>
     <w:p>
       <w:pPr>
         <w:pStyle w:val="4"/>
       </w:pPr>
-      <w:bookmarkStart w:id="34" w:name="边缘端服务与数据库设计"/>
+      <w:bookmarkStart w:id="40" w:name="边缘端服务与数据库设计"/>
       <w:r>
         <w:t>5.3 边缘端服务与数据库设计</w:t>
       </w:r>
@@ -3949,7 +4796,7 @@
                     </pic:cNvPicPr>
                   </pic:nvPicPr>
                   <pic:blipFill>
-                    <a:blip r:embed="rId11"/>
+                    <a:blip r:embed="rId25"/>
                     <a:stretch>
                       <a:fillRect/>
                     </a:stretch>
@@ -4005,7 +4852,7 @@
                     </pic:cNvPicPr>
                   </pic:nvPicPr>
                   <pic:blipFill>
-                    <a:blip r:embed="rId12"/>
+                    <a:blip r:embed="rId26"/>
                     <a:stretch>
                       <a:fillRect/>
                     </a:stretch>
@@ -4038,12 +4885,12 @@
         <w:t>图 5-3 数据库 E-R 图（此处插入）</w:t>
       </w:r>
     </w:p>
-    <w:bookmarkEnd w:id="34"/>
+    <w:bookmarkEnd w:id="40"/>
     <w:p>
       <w:pPr>
         <w:pStyle w:val="4"/>
       </w:pPr>
-      <w:bookmarkStart w:id="35" w:name="图像分析与边缘智能模块设计"/>
+      <w:bookmarkStart w:id="41" w:name="图像分析与边缘智能模块设计"/>
       <w:r>
         <w:t>5.4 图像分析与边缘智能模块设计</w:t>
       </w:r>
@@ -4087,7 +4934,7 @@
                     </pic:cNvPicPr>
                   </pic:nvPicPr>
                   <pic:blipFill>
-                    <a:blip r:embed="rId13"/>
+                    <a:blip r:embed="rId27"/>
                     <a:stretch>
                       <a:fillRect/>
                     </a:stretch>
@@ -4151,7 +4998,7 @@
                     </pic:cNvPicPr>
                   </pic:nvPicPr>
                   <pic:blipFill>
-                    <a:blip r:embed="rId14"/>
+                    <a:blip r:embed="rId28"/>
                     <a:stretch>
                       <a:fillRect/>
                     </a:stretch>
@@ -4203,7 +5050,7 @@
                     </pic:cNvPicPr>
                   </pic:nvPicPr>
                   <pic:blipFill>
-                    <a:blip r:embed="rId15"/>
+                    <a:blip r:embed="rId29"/>
                     <a:stretch>
                       <a:fillRect/>
                     </a:stretch>
@@ -4232,13 +5079,13 @@
         <w:t>图 5-5 Web 页面截图（实时监控页、历史数据页、后台管理页）（此处插入）</w:t>
       </w:r>
     </w:p>
-    <w:bookmarkEnd w:id="31"/>
-    <w:bookmarkEnd w:id="35"/>
+    <w:bookmarkEnd w:id="37"/>
+    <w:bookmarkEnd w:id="41"/>
     <w:p>
       <w:pPr>
         <w:pStyle w:val="2"/>
       </w:pPr>
-      <w:bookmarkStart w:id="36" w:name="系统测试和结果分析"/>
+      <w:bookmarkStart w:id="42" w:name="系统测试和结果分析"/>
       <w:r>
         <w:t>6 系统测试和结果分析</w:t>
       </w:r>
@@ -4247,7 +5094,7 @@
       <w:pPr>
         <w:pStyle w:val="4"/>
       </w:pPr>
-      <w:bookmarkStart w:id="37" w:name="系统组装与基础测试"/>
+      <w:bookmarkStart w:id="43" w:name="系统组装与基础测试"/>
       <w:r>
         <w:t>6.1 系统组装与基础测试</w:t>
       </w:r>
@@ -4299,7 +5146,7 @@
                     </pic:cNvPicPr>
                   </pic:nvPicPr>
                   <pic:blipFill>
-                    <a:blip r:embed="rId16"/>
+                    <a:blip r:embed="rId30"/>
                     <a:stretch>
                       <a:fillRect/>
                     </a:stretch>
@@ -4328,12 +5175,12 @@
         <w:t>图 6-1 串口监视与页面运行截图（此处插入）</w:t>
       </w:r>
     </w:p>
-    <w:bookmarkEnd w:id="37"/>
+    <w:bookmarkEnd w:id="43"/>
     <w:p>
       <w:pPr>
         <w:pStyle w:val="4"/>
       </w:pPr>
-      <w:bookmarkStart w:id="38" w:name="系统功能及性能测试"/>
+      <w:bookmarkStart w:id="44" w:name="系统功能及性能测试"/>
       <w:r>
         <w:t>6.2 系统功能及性能测试</w:t>
       </w:r>
@@ -4350,7 +5197,7 @@
       <w:pPr>
         <w:pStyle w:val="5"/>
       </w:pPr>
-      <w:bookmarkStart w:id="39" w:name="传感器采集测试"/>
+      <w:bookmarkStart w:id="45" w:name="传感器采集测试"/>
       <w:r>
         <w:t>6.2.1 传感器采集测试</w:t>
       </w:r>
@@ -4703,7 +5550,7 @@
                     </pic:cNvPicPr>
                   </pic:nvPicPr>
                   <pic:blipFill>
-                    <a:blip r:embed="rId17"/>
+                    <a:blip r:embed="rId31"/>
                     <a:stretch>
                       <a:fillRect/>
                     </a:stretch>
@@ -4732,12 +5579,12 @@
         <w:t>图 6-2 数据库实验数据截图（此处插入）</w:t>
       </w:r>
     </w:p>
-    <w:bookmarkEnd w:id="39"/>
+    <w:bookmarkEnd w:id="45"/>
     <w:p>
       <w:pPr>
         <w:pStyle w:val="5"/>
       </w:pPr>
-      <w:bookmarkStart w:id="40" w:name="控制执行与自动灌溉测试"/>
+      <w:bookmarkStart w:id="46" w:name="控制执行与自动灌溉测试"/>
       <w:r>
         <w:t>6.2.2 控制执行与自动灌溉测试</w:t>
       </w:r>
@@ -5158,13 +6005,13 @@
           </w:p>
         </w:tc>
       </w:tr>
-      <w:bookmarkEnd w:id="40"/>
+      <w:bookmarkEnd w:id="46"/>
     </w:tbl>
     <w:p>
       <w:pPr>
         <w:pStyle w:val="5"/>
       </w:pPr>
-      <w:bookmarkStart w:id="41" w:name="平台服务与扩展功能测试"/>
+      <w:bookmarkStart w:id="47" w:name="平台服务与扩展功能测试"/>
       <w:r>
         <w:t>6.2.3 平台服务与扩展功能测试</w:t>
       </w:r>
@@ -5881,14 +6728,14 @@
           </w:p>
         </w:tc>
       </w:tr>
-      <w:bookmarkEnd w:id="38"/>
-      <w:bookmarkEnd w:id="41"/>
+      <w:bookmarkEnd w:id="44"/>
+      <w:bookmarkEnd w:id="47"/>
     </w:tbl>
     <w:p>
       <w:pPr>
         <w:pStyle w:val="4"/>
       </w:pPr>
-      <w:bookmarkStart w:id="42" w:name="测试结果分析"/>
+      <w:bookmarkStart w:id="48" w:name="测试结果分析"/>
       <w:r>
         <w:t>6.3 测试结果分析</w:t>
       </w:r>
@@ -5917,13 +6764,13 @@
         <w:t>但是系统也存在一些不足之处。DHT11的测量精度较低，电容式土壤湿度传感器还需要结合实际情况做更细致的标定，图像分析目前主要是根据颜色规则，对于复杂的背景还存在鲁棒性不足的问题，云端同步功能目前只是数据上报，还没有建立完整的云端业务平台。这些问题也给之后的工作指明了方向。</w:t>
       </w:r>
     </w:p>
-    <w:bookmarkEnd w:id="36"/>
     <w:bookmarkEnd w:id="42"/>
+    <w:bookmarkEnd w:id="48"/>
     <w:p>
       <w:pPr>
         <w:pStyle w:val="2"/>
       </w:pPr>
-      <w:bookmarkStart w:id="43" w:name="总结和展望"/>
+      <w:bookmarkStart w:id="49" w:name="总结和展望"/>
       <w:r>
         <w:t>7 总结和展望</w:t>
       </w:r>
@@ -5932,7 +6779,7 @@
       <w:pPr>
         <w:pStyle w:val="4"/>
       </w:pPr>
-      <w:bookmarkStart w:id="44" w:name="总结"/>
+      <w:bookmarkStart w:id="50" w:name="总结"/>
       <w:r>
         <w:t>7.1 总结</w:t>
       </w:r>
@@ -5953,12 +6800,12 @@
         <w:t>经过系统的方案设计、硬件连接实现、软件平台开发、功能测试可知，本文所建立的系统有如下特点，一是分层结构的设计比较清楚，二是实现了从环境感知到控制执行的闭环，三是边缘端具备较强的本地自治能力，即使云端连接断开也能继续工作，四是系统具有较好的扩展性，可以增加更多的传感器、执行器以及智能分析模块。本文基本达到了预期的研究目的，给小型特色作物的智能培育提供了一种可行的实现途径。</w:t>
       </w:r>
     </w:p>
-    <w:bookmarkEnd w:id="44"/>
+    <w:bookmarkEnd w:id="50"/>
     <w:p>
       <w:pPr>
         <w:pStyle w:val="4"/>
       </w:pPr>
-      <w:bookmarkStart w:id="45" w:name="展望"/>
+      <w:bookmarkStart w:id="51" w:name="展望"/>
       <w:r>
         <w:t>7.2 展望</w:t>
       </w:r>
@@ -5971,12 +6818,12 @@
         <w:t>本文建立的藏红花边缘计算培育系统虽然已经实现了从底层采集到云端同步的全流程，但是它在实际农业生产中还存在着一些不足。首先就是底层感知节点的精度问题，目前使用的DHT11模块在长时间高湿环境下容易出现数据漂移，后续可以使用工业级温湿度传感器，并对土壤ADC采样加入动态标定算法来消除电极极化误差。第二，目前的自动化灌溉大多使用单一的土壤水分阈值触发方式，将来会依靠 SQLite 中积累起来的时序数据以及本地运行的大模型（Qwen）来实现对光照、温湿度和生长周期的综合判断。目前视觉监控主要是用OpenCV提取色彩特征来判断花期，容易受到环境光线的影响，之后会在树莓派上部署更加鲁棒的轻量化目标检测视觉模型。另外，系统目前的 MQTT 互联只实现了单向的数据汇聚，需要以后打通双向鉴权控制，针对高湿应用场景做专属 PCB 的三防设计和外壳封装，提高硬件的工程可靠性。</w:t>
       </w:r>
     </w:p>
-    <w:bookmarkEnd w:id="45"/>
+    <w:bookmarkEnd w:id="51"/>
     <w:p>
       <w:pPr>
         <w:pStyle w:val="4"/>
       </w:pPr>
-      <w:bookmarkStart w:id="46" w:name="个人总结与反思"/>
+      <w:bookmarkStart w:id="52" w:name="个人总结与反思"/>
       <w:r>
         <w:t>7.3 个人总结与反思</w:t>
       </w:r>
@@ -5997,13 +6844,13 @@
         <w:t>另外，也发现自身存在很多不足，即对于硬件原理的分析、传感器精度的处理、系统抗干扰的设计以及实验数据的量化分析等方面存在较大的欠缺。此后无论是在继续深造还是在工程开发过程中，都需要加强对于底层原理的理解以及系统的实验能力。此设计使我完成了比较完整的智能物联网项目，也对我未来从事软硬件结合方面学习与实践有更清晰的认识。</w:t>
       </w:r>
     </w:p>
-    <w:bookmarkEnd w:id="43"/>
-    <w:bookmarkEnd w:id="46"/>
+    <w:bookmarkEnd w:id="49"/>
+    <w:bookmarkEnd w:id="52"/>
     <w:p>
       <w:pPr>
         <w:pStyle w:val="2"/>
       </w:pPr>
-      <w:bookmarkStart w:id="47" w:name="参考文献"/>
+      <w:bookmarkStart w:id="53" w:name="参考文献"/>
       <w:r>
         <w:t>参考文献</w:t>
       </w:r>
@@ -6190,18 +7037,16 @@
         </w:rPr>
         <w:t xml:space="preserve"> </w:t>
       </w:r>
-      <w:bookmarkStart w:id="49" w:name="_GoBack"/>
-      <w:bookmarkEnd w:id="49"/>
       <w:r>
         <w:t>2019 9th International Conference on Cloud Computing, Data Science &amp; Engineering (Confluence). IEEE, 2019: 536-540.</w:t>
       </w:r>
     </w:p>
-    <w:bookmarkEnd w:id="47"/>
+    <w:bookmarkEnd w:id="53"/>
     <w:p>
       <w:pPr>
         <w:pStyle w:val="2"/>
       </w:pPr>
-      <w:bookmarkStart w:id="48" w:name="致谢"/>
+      <w:bookmarkStart w:id="54" w:name="致谢"/>
       <w:r>
         <w:t>致谢</w:t>
       </w:r>
@@ -6214,7 +7059,7 @@
         <w:t>首先要对姚老师的指导工作表示诚挚的谢意，在选题、方案设计、论文写作、毕业设计的整个过程中都给予了很大的支持与鼓励。姚老师就整体思路、技术路线、论文结构等给予很多有价值的建议，使得本次毕业设计得以比较顺利的完成。 同时感谢嘉立创（JLC）和Raspberry Pi Foundation提供给的实验环境、实验教学平台以及同学之间在硬件调试、系统检测、资料查阅等各方面的交流。还要特别感谢父母对我的关心照顾和支持，才得以让我专心做毕业论文。 最后要向所有对本次毕业设计做出过指导、支持的老师表示感谢，同时也要向帮助我完成毕业设计的同学表达我的敬意。正是不断地调试、修改、完善，对智能硬件、边缘计算、物联网系统开发有了更深入的认识，也会成为我以后学习、发展的基础。</w:t>
       </w:r>
     </w:p>
-    <w:bookmarkEnd w:id="48"/>
+    <w:bookmarkEnd w:id="54"/>
     <w:sectPr>
       <w:cols w:space="720" w:num="1"/>
     </w:sectPr>
@@ -6562,11 +7407,11 @@
     <w:lsdException w:unhideWhenUsed="0" w:uiPriority="0" w:semiHidden="0" w:name="header"/>
     <w:lsdException w:unhideWhenUsed="0" w:uiPriority="0" w:semiHidden="0" w:name="footer"/>
     <w:lsdException w:unhideWhenUsed="0" w:uiPriority="0" w:semiHidden="0" w:name="index heading"/>
-    <w:lsdException w:unhideWhenUsed="0" w:uiPriority="0" w:semiHidden="0" w:name="caption"/>
+    <w:lsdException w:qFormat="1" w:unhideWhenUsed="0" w:uiPriority="0" w:semiHidden="0" w:name="caption"/>
     <w:lsdException w:unhideWhenUsed="0" w:uiPriority="0" w:semiHidden="0" w:name="table of figures"/>
     <w:lsdException w:unhideWhenUsed="0" w:uiPriority="0" w:semiHidden="0" w:name="envelope address"/>
     <w:lsdException w:unhideWhenUsed="0" w:uiPriority="0" w:semiHidden="0" w:name="envelope return"/>
-    <w:lsdException w:unhideWhenUsed="0" w:uiPriority="0" w:semiHidden="0" w:name="footnote reference"/>
+    <w:lsdException w:qFormat="1" w:unhideWhenUsed="0" w:uiPriority="0" w:semiHidden="0" w:name="footnote reference"/>
     <w:lsdException w:unhideWhenUsed="0" w:uiPriority="0" w:semiHidden="0" w:name="annotation reference"/>
     <w:lsdException w:unhideWhenUsed="0" w:uiPriority="0" w:semiHidden="0" w:name="line number"/>
     <w:lsdException w:unhideWhenUsed="0" w:uiPriority="0" w:semiHidden="0" w:name="page number"/>
@@ -6593,7 +7438,7 @@
     <w:lsdException w:qFormat="1" w:unhideWhenUsed="0" w:uiPriority="0" w:semiHidden="0" w:name="Title"/>
     <w:lsdException w:unhideWhenUsed="0" w:uiPriority="0" w:semiHidden="0" w:name="Closing"/>
     <w:lsdException w:unhideWhenUsed="0" w:uiPriority="0" w:semiHidden="0" w:name="Signature"/>
-    <w:lsdException w:uiPriority="0" w:name="Default Paragraph Font"/>
+    <w:lsdException w:qFormat="1" w:uiPriority="0" w:name="Default Paragraph Font"/>
     <w:lsdException w:qFormat="1" w:unhideWhenUsed="0" w:uiPriority="0" w:semiHidden="0" w:name="Body Text"/>
     <w:lsdException w:unhideWhenUsed="0" w:uiPriority="0" w:semiHidden="0" w:name="Body Text Indent"/>
     <w:lsdException w:unhideWhenUsed="0" w:uiPriority="0" w:semiHidden="0" w:name="List Continue"/>
@@ -6613,7 +7458,7 @@
     <w:lsdException w:unhideWhenUsed="0" w:uiPriority="0" w:semiHidden="0" w:name="Body Text Indent 2"/>
     <w:lsdException w:unhideWhenUsed="0" w:uiPriority="0" w:semiHidden="0" w:name="Body Text Indent 3"/>
     <w:lsdException w:qFormat="1" w:uiPriority="9" w:semiHidden="0" w:name="Block Text"/>
-    <w:lsdException w:unhideWhenUsed="0" w:uiPriority="0" w:semiHidden="0" w:name="Hyperlink"/>
+    <w:lsdException w:qFormat="1" w:unhideWhenUsed="0" w:uiPriority="0" w:semiHidden="0" w:name="Hyperlink"/>
     <w:lsdException w:unhideWhenUsed="0" w:uiPriority="0" w:semiHidden="0" w:name="FollowedHyperlink"/>
     <w:lsdException w:unhideWhenUsed="0" w:uiPriority="0" w:semiHidden="0" w:name="Strong"/>
     <w:lsdException w:unhideWhenUsed="0" w:uiPriority="0" w:semiHidden="0" w:name="Emphasis"/>
@@ -6631,7 +7476,7 @@
     <w:lsdException w:unhideWhenUsed="0" w:uiPriority="0" w:semiHidden="0" w:name="HTML Sample"/>
     <w:lsdException w:unhideWhenUsed="0" w:uiPriority="0" w:semiHidden="0" w:name="HTML Typewriter"/>
     <w:lsdException w:unhideWhenUsed="0" w:uiPriority="0" w:semiHidden="0" w:name="HTML Variable"/>
-    <w:lsdException w:unhideWhenUsed="0" w:uiPriority="0" w:semiHidden="0" w:name="Normal Table"/>
+    <w:lsdException w:qFormat="1" w:unhideWhenUsed="0" w:uiPriority="0" w:semiHidden="0" w:name="Normal Table"/>
     <w:lsdException w:unhideWhenUsed="0" w:uiPriority="0" w:semiHidden="0" w:name="annotation subject"/>
     <w:lsdException w:unhideWhenUsed="0" w:uiPriority="0" w:semiHidden="0" w:name="Table Simple 1"/>
     <w:lsdException w:unhideWhenUsed="0" w:uiPriority="0" w:semiHidden="0" w:name="Table Simple 2"/>
@@ -6983,10 +7828,12 @@
     <w:name w:val="Default Paragraph Font"/>
     <w:semiHidden/>
     <w:unhideWhenUsed/>
+    <w:qFormat/>
     <w:uiPriority w:val="0"/>
   </w:style>
   <w:style w:type="table" w:default="1" w:styleId="18">
     <w:name w:val="Normal Table"/>
+    <w:qFormat/>
     <w:uiPriority w:val="0"/>
     <w:tblPr>
       <w:tblCellMar>
@@ -7010,6 +7857,7 @@
   <w:style w:type="paragraph" w:styleId="12">
     <w:name w:val="caption"/>
     <w:basedOn w:val="1"/>
+    <w:qFormat/>
     <w:uiPriority w:val="0"/>
     <w:pPr>
       <w:spacing w:before="0" w:after="120"/>
@@ -7096,6 +7944,7 @@
   <w:style w:type="character" w:styleId="20">
     <w:name w:val="Hyperlink"/>
     <w:basedOn w:val="21"/>
+    <w:qFormat/>
     <w:uiPriority w:val="0"/>
     <w:rPr>
       <w:color w:val="4F81BD" w:themeColor="accent1"/>
@@ -7105,11 +7954,13 @@
     <w:name w:val="Body Text Char"/>
     <w:basedOn w:val="19"/>
     <w:link w:val="3"/>
+    <w:qFormat/>
     <w:uiPriority w:val="0"/>
   </w:style>
   <w:style w:type="character" w:styleId="22">
     <w:name w:val="footnote reference"/>
     <w:basedOn w:val="21"/>
+    <w:qFormat/>
     <w:uiPriority w:val="0"/>
     <w:rPr>
       <w:vertAlign w:val="superscript"/>
@@ -7221,7 +8072,6 @@
       </w:tblCellMar>
     </w:tblPr>
     <w:tblStylePr w:type="firstRow">
-      <w:tblPr/>
       <w:tcPr>
         <w:tcBorders>
           <w:bottom w:val="single" w:color="auto" w:sz="0" w:space="0"/>
@@ -7234,6 +8084,7 @@
     <w:name w:val="Definition Term"/>
     <w:basedOn w:val="1"/>
     <w:next w:val="32"/>
+    <w:qFormat/>
     <w:uiPriority w:val="0"/>
     <w:pPr>
       <w:keepNext/>
@@ -7247,11 +8098,13 @@
   <w:style w:type="paragraph" w:customStyle="1" w:styleId="32">
     <w:name w:val="Definition"/>
     <w:basedOn w:val="1"/>
+    <w:qFormat/>
     <w:uiPriority w:val="0"/>
   </w:style>
   <w:style w:type="paragraph" w:customStyle="1" w:styleId="33">
     <w:name w:val="Table Caption"/>
     <w:basedOn w:val="12"/>
+    <w:qFormat/>
     <w:uiPriority w:val="0"/>
     <w:pPr>
       <w:keepNext/>
@@ -7260,16 +8113,19 @@
   <w:style w:type="paragraph" w:customStyle="1" w:styleId="34">
     <w:name w:val="Image Caption"/>
     <w:basedOn w:val="12"/>
+    <w:qFormat/>
     <w:uiPriority w:val="0"/>
   </w:style>
   <w:style w:type="paragraph" w:customStyle="1" w:styleId="35">
     <w:name w:val="Figure"/>
     <w:basedOn w:val="1"/>
+    <w:qFormat/>
     <w:uiPriority w:val="0"/>
   </w:style>
   <w:style w:type="paragraph" w:customStyle="1" w:styleId="36">
     <w:name w:val="Captioned Figure"/>
     <w:basedOn w:val="35"/>
+    <w:qFormat/>
     <w:uiPriority w:val="0"/>
     <w:pPr>
       <w:keepNext/>
@@ -7279,6 +8135,7 @@
     <w:name w:val="Verbatim Char"/>
     <w:basedOn w:val="21"/>
     <w:link w:val="38"/>
+    <w:qFormat/>
     <w:uiPriority w:val="0"/>
     <w:rPr>
       <w:rFonts w:ascii="Consolas" w:hAnsi="Consolas"/>
@@ -7289,6 +8146,7 @@
     <w:name w:val="Source Code"/>
     <w:basedOn w:val="1"/>
     <w:link w:val="37"/>
+    <w:qFormat/>
     <w:uiPriority w:val="0"/>
     <w:pPr>
       <w:wordWrap w:val="0"/>
@@ -7297,6 +8155,7 @@
   <w:style w:type="character" w:customStyle="1" w:styleId="39">
     <w:name w:val="Section Number"/>
     <w:basedOn w:val="21"/>
+    <w:qFormat/>
     <w:uiPriority w:val="0"/>
   </w:style>
   <w:style w:type="paragraph" w:customStyle="1" w:styleId="40">
@@ -7320,6 +8179,7 @@
   <w:style w:type="character" w:customStyle="1" w:styleId="41">
     <w:name w:val="KeywordTok"/>
     <w:basedOn w:val="37"/>
+    <w:qFormat/>
     <w:uiPriority w:val="0"/>
     <w:rPr>
       <w:b/>
@@ -7329,6 +8189,7 @@
   <w:style w:type="character" w:customStyle="1" w:styleId="42">
     <w:name w:val="DataTypeTok"/>
     <w:basedOn w:val="37"/>
+    <w:qFormat/>
     <w:uiPriority w:val="0"/>
     <w:rPr>
       <w:color w:val="902000"/>
@@ -7337,6 +8198,7 @@
   <w:style w:type="character" w:customStyle="1" w:styleId="43">
     <w:name w:val="DecValTok"/>
     <w:basedOn w:val="37"/>
+    <w:qFormat/>
     <w:uiPriority w:val="0"/>
     <w:rPr>
       <w:color w:val="40A070"/>
@@ -7345,6 +8207,7 @@
   <w:style w:type="character" w:customStyle="1" w:styleId="44">
     <w:name w:val="BaseNTok"/>
     <w:basedOn w:val="37"/>
+    <w:qFormat/>
     <w:uiPriority w:val="0"/>
     <w:rPr>
       <w:color w:val="40A070"/>
@@ -7353,6 +8216,7 @@
   <w:style w:type="character" w:customStyle="1" w:styleId="45">
     <w:name w:val="FloatTok"/>
     <w:basedOn w:val="37"/>
+    <w:qFormat/>
     <w:uiPriority w:val="0"/>
     <w:rPr>
       <w:color w:val="40A070"/>
@@ -7361,6 +8225,7 @@
   <w:style w:type="character" w:customStyle="1" w:styleId="46">
     <w:name w:val="ConstantTok"/>
     <w:basedOn w:val="37"/>
+    <w:qFormat/>
     <w:uiPriority w:val="0"/>
     <w:rPr>
       <w:color w:val="880000"/>
@@ -7369,6 +8234,7 @@
   <w:style w:type="character" w:customStyle="1" w:styleId="47">
     <w:name w:val="CharTok"/>
     <w:basedOn w:val="37"/>
+    <w:qFormat/>
     <w:uiPriority w:val="0"/>
     <w:rPr>
       <w:color w:val="4070A0"/>
@@ -7377,6 +8243,7 @@
   <w:style w:type="character" w:customStyle="1" w:styleId="48">
     <w:name w:val="SpecialCharTok"/>
     <w:basedOn w:val="37"/>
+    <w:qFormat/>
     <w:uiPriority w:val="0"/>
     <w:rPr>
       <w:color w:val="4070A0"/>
@@ -7385,6 +8252,7 @@
   <w:style w:type="character" w:customStyle="1" w:styleId="49">
     <w:name w:val="StringTok"/>
     <w:basedOn w:val="37"/>
+    <w:qFormat/>
     <w:uiPriority w:val="0"/>
     <w:rPr>
       <w:color w:val="4070A0"/>
@@ -7393,6 +8261,7 @@
   <w:style w:type="character" w:customStyle="1" w:styleId="50">
     <w:name w:val="VerbatimStringTok"/>
     <w:basedOn w:val="37"/>
+    <w:qFormat/>
     <w:uiPriority w:val="0"/>
     <w:rPr>
       <w:color w:val="4070A0"/>
@@ -7401,6 +8270,7 @@
   <w:style w:type="character" w:customStyle="1" w:styleId="51">
     <w:name w:val="SpecialStringTok"/>
     <w:basedOn w:val="37"/>
+    <w:qFormat/>
     <w:uiPriority w:val="0"/>
     <w:rPr>
       <w:color w:val="BB6688"/>
@@ -7409,6 +8279,7 @@
   <w:style w:type="character" w:customStyle="1" w:styleId="52">
     <w:name w:val="ImportTok"/>
     <w:basedOn w:val="37"/>
+    <w:qFormat/>
     <w:uiPriority w:val="0"/>
     <w:rPr>
       <w:b/>
@@ -7418,6 +8289,7 @@
   <w:style w:type="character" w:customStyle="1" w:styleId="53">
     <w:name w:val="CommentTok"/>
     <w:basedOn w:val="37"/>
+    <w:qFormat/>
     <w:uiPriority w:val="0"/>
     <w:rPr>
       <w:i/>
@@ -7427,6 +8299,7 @@
   <w:style w:type="character" w:customStyle="1" w:styleId="54">
     <w:name w:val="DocumentationTok"/>
     <w:basedOn w:val="37"/>
+    <w:qFormat/>
     <w:uiPriority w:val="0"/>
     <w:rPr>
       <w:i/>
@@ -7436,6 +8309,7 @@
   <w:style w:type="character" w:customStyle="1" w:styleId="55">
     <w:name w:val="AnnotationTok"/>
     <w:basedOn w:val="37"/>
+    <w:qFormat/>
     <w:uiPriority w:val="0"/>
     <w:rPr>
       <w:b/>
@@ -7446,6 +8320,7 @@
   <w:style w:type="character" w:customStyle="1" w:styleId="56">
     <w:name w:val="CommentVarTok"/>
     <w:basedOn w:val="37"/>
+    <w:qFormat/>
     <w:uiPriority w:val="0"/>
     <w:rPr>
       <w:b/>
@@ -7456,6 +8331,7 @@
   <w:style w:type="character" w:customStyle="1" w:styleId="57">
     <w:name w:val="OtherTok"/>
     <w:basedOn w:val="37"/>
+    <w:qFormat/>
     <w:uiPriority w:val="0"/>
     <w:rPr>
       <w:color w:val="007020"/>
@@ -7464,6 +8340,7 @@
   <w:style w:type="character" w:customStyle="1" w:styleId="58">
     <w:name w:val="FunctionTok"/>
     <w:basedOn w:val="37"/>
+    <w:qFormat/>
     <w:uiPriority w:val="0"/>
     <w:rPr>
       <w:color w:val="06287E"/>
@@ -7472,6 +8349,7 @@
   <w:style w:type="character" w:customStyle="1" w:styleId="59">
     <w:name w:val="VariableTok"/>
     <w:basedOn w:val="37"/>
+    <w:qFormat/>
     <w:uiPriority w:val="0"/>
     <w:rPr>
       <w:color w:val="19177C"/>
@@ -7480,6 +8358,7 @@
   <w:style w:type="character" w:customStyle="1" w:styleId="60">
     <w:name w:val="ControlFlowTok"/>
     <w:basedOn w:val="37"/>
+    <w:qFormat/>
     <w:uiPriority w:val="0"/>
     <w:rPr>
       <w:b/>
@@ -7489,6 +8368,7 @@
   <w:style w:type="character" w:customStyle="1" w:styleId="61">
     <w:name w:val="OperatorTok"/>
     <w:basedOn w:val="37"/>
+    <w:qFormat/>
     <w:uiPriority w:val="0"/>
     <w:rPr>
       <w:color w:val="666666"/>
@@ -7497,6 +8377,7 @@
   <w:style w:type="character" w:customStyle="1" w:styleId="62">
     <w:name w:val="BuiltInTok"/>
     <w:basedOn w:val="37"/>
+    <w:qFormat/>
     <w:uiPriority w:val="0"/>
     <w:rPr>
       <w:color w:val="008000"/>
@@ -7505,11 +8386,13 @@
   <w:style w:type="character" w:customStyle="1" w:styleId="63">
     <w:name w:val="ExtensionTok"/>
     <w:basedOn w:val="37"/>
+    <w:qFormat/>
     <w:uiPriority w:val="0"/>
   </w:style>
   <w:style w:type="character" w:customStyle="1" w:styleId="64">
     <w:name w:val="PreprocessorTok"/>
     <w:basedOn w:val="37"/>
+    <w:qFormat/>
     <w:uiPriority w:val="0"/>
     <w:rPr>
       <w:color w:val="BC7A00"/>
@@ -7518,6 +8401,7 @@
   <w:style w:type="character" w:customStyle="1" w:styleId="65">
     <w:name w:val="AttributeTok"/>
     <w:basedOn w:val="37"/>
+    <w:qFormat/>
     <w:uiPriority w:val="0"/>
     <w:rPr>
       <w:color w:val="7D9029"/>
@@ -7526,11 +8410,13 @@
   <w:style w:type="character" w:customStyle="1" w:styleId="66">
     <w:name w:val="RegionMarkerTok"/>
     <w:basedOn w:val="37"/>
+    <w:qFormat/>
     <w:uiPriority w:val="0"/>
   </w:style>
   <w:style w:type="character" w:customStyle="1" w:styleId="67">
     <w:name w:val="InformationTok"/>
     <w:basedOn w:val="37"/>
+    <w:qFormat/>
     <w:uiPriority w:val="0"/>
     <w:rPr>
       <w:b/>
@@ -7541,6 +8427,7 @@
   <w:style w:type="character" w:customStyle="1" w:styleId="68">
     <w:name w:val="WarningTok"/>
     <w:basedOn w:val="37"/>
+    <w:qFormat/>
     <w:uiPriority w:val="0"/>
     <w:rPr>
       <w:b/>
@@ -7551,6 +8438,7 @@
   <w:style w:type="character" w:customStyle="1" w:styleId="69">
     <w:name w:val="AlertTok"/>
     <w:basedOn w:val="37"/>
+    <w:qFormat/>
     <w:uiPriority w:val="0"/>
     <w:rPr>
       <w:b/>
@@ -7560,6 +8448,7 @@
   <w:style w:type="character" w:customStyle="1" w:styleId="70">
     <w:name w:val="ErrorTok"/>
     <w:basedOn w:val="37"/>
+    <w:qFormat/>
     <w:uiPriority w:val="0"/>
     <w:rPr>
       <w:b/>
@@ -7569,6 +8458,7 @@
   <w:style w:type="character" w:customStyle="1" w:styleId="71">
     <w:name w:val="NormalTok"/>
     <w:basedOn w:val="37"/>
+    <w:qFormat/>
     <w:uiPriority w:val="0"/>
   </w:style>
 </w:styles>

--- a/clear-基于边缘计算的藏红花全生长周期智能培育系统设计与实现_论文初稿.docx
+++ b/clear-基于边缘计算的藏红花全生长周期智能培育系统设计与实现_论文初稿.docx
@@ -7,7 +7,12 @@
         <w:pStyle w:val="16"/>
       </w:pPr>
       <w:r>
-        <w:t>基于边缘计算的藏红花全生长周期智能培育系统设计与实现</w:t>
+        <w:t>基于边缘计</w:t>
+      </w:r>
+      <w:bookmarkStart w:id="55" w:name="_GoBack"/>
+      <w:bookmarkEnd w:id="55"/>
+      <w:r>
+        <w:t>算的藏红花全生长周期智能培育系统设计与实现</w:t>
       </w:r>
     </w:p>
     <w:p>
@@ -2283,12 +2288,7 @@
         <w:pStyle w:val="23"/>
       </w:pPr>
       <w:r>
-        <w:t>为提升系统的本地交互能力，本文</w:t>
-      </w:r>
-      <w:bookmarkStart w:id="55" w:name="_GoBack"/>
-      <w:bookmarkEnd w:id="55"/>
-      <w:r>
-        <w:t>选用了 OLED 显示模块和 PAJ7620 手势识别模块。OLED 显示模块具有体积小、功耗低和显示清晰等特点，可用于实时显示温度、湿度、光照、土壤湿度及系统状态信息。PAJ7620 手势识别模块可通过 I2C 接口与主控连接，实现非接触式操作，便于用户进行页面切换或功能选择。两者结合后，能够提高系统运行状态的可视化程度和交互便捷性。</w:t>
+        <w:t>为提升系统的本地交互能力，本文选用了 OLED 显示模块和 PAJ7620 手势识别模块。OLED 显示模块具有体积小、功耗低和显示清晰等特点，可用于实时显示温度、湿度、光照、土壤湿度及系统状态信息。PAJ7620 手势识别模块可通过 I2C 接口与主控连接，实现非接触式操作，便于用户进行页面切换或功能选择。两者结合后，能够提高系统运行状态的可视化程度和交互便捷性。</w:t>
       </w:r>
     </w:p>
     <w:p>
@@ -7403,16 +7403,16 @@
     <w:lsdException w:unhideWhenUsed="0" w:uiPriority="0" w:semiHidden="0" w:name="toc 9"/>
     <w:lsdException w:unhideWhenUsed="0" w:uiPriority="0" w:semiHidden="0" w:name="Normal Indent"/>
     <w:lsdException w:qFormat="1" w:uiPriority="9" w:semiHidden="0" w:name="footnote text"/>
-    <w:lsdException w:unhideWhenUsed="0" w:uiPriority="0" w:semiHidden="0" w:name="annotation text"/>
-    <w:lsdException w:unhideWhenUsed="0" w:uiPriority="0" w:semiHidden="0" w:name="header"/>
-    <w:lsdException w:unhideWhenUsed="0" w:uiPriority="0" w:semiHidden="0" w:name="footer"/>
+    <w:lsdException w:qFormat="1" w:uiPriority="99" w:semiHidden="0" w:name="annotation text"/>
+    <w:lsdException w:qFormat="1" w:uiPriority="99" w:semiHidden="0" w:name="header"/>
+    <w:lsdException w:qFormat="1" w:uiPriority="99" w:semiHidden="0" w:name="footer"/>
     <w:lsdException w:unhideWhenUsed="0" w:uiPriority="0" w:semiHidden="0" w:name="index heading"/>
     <w:lsdException w:qFormat="1" w:unhideWhenUsed="0" w:uiPriority="0" w:semiHidden="0" w:name="caption"/>
     <w:lsdException w:unhideWhenUsed="0" w:uiPriority="0" w:semiHidden="0" w:name="table of figures"/>
     <w:lsdException w:unhideWhenUsed="0" w:uiPriority="0" w:semiHidden="0" w:name="envelope address"/>
     <w:lsdException w:unhideWhenUsed="0" w:uiPriority="0" w:semiHidden="0" w:name="envelope return"/>
     <w:lsdException w:qFormat="1" w:unhideWhenUsed="0" w:uiPriority="0" w:semiHidden="0" w:name="footnote reference"/>
-    <w:lsdException w:unhideWhenUsed="0" w:uiPriority="0" w:semiHidden="0" w:name="annotation reference"/>
+    <w:lsdException w:qFormat="1" w:uiPriority="99" w:name="annotation reference"/>
     <w:lsdException w:unhideWhenUsed="0" w:uiPriority="0" w:semiHidden="0" w:name="line number"/>
     <w:lsdException w:unhideWhenUsed="0" w:uiPriority="0" w:semiHidden="0" w:name="page number"/>
     <w:lsdException w:unhideWhenUsed="0" w:uiPriority="0" w:semiHidden="0" w:name="endnote reference"/>
